--- a/content/wechat/foundation-models-and-inference/submodules/llm/推文终稿/面试题-大语言模型从原理到验证怎么答.docx
+++ b/content/wechat/foundation-models-and-inference/submodules/llm/推文终稿/面试题-大语言模型从原理到验证怎么答.docx
@@ -10,7 +10,9 @@
       <w:r>
         <w:rPr>
           <w:rFonts w:ascii="Hiragino Sans GB" w:hAnsi="Hiragino Sans GB" w:eastAsia="Hiragino Sans GB"/>
-          <w:sz w:val="50"/>
+          <w:b/>
+          <w:color w:val="20252B"/>
+          <w:sz w:val="48"/>
         </w:rPr>
         <w:t>面试题：大语言模型从原理到验证怎么答</w:t>
       </w:r>
@@ -20,6 +22,11 @@
         <w:pStyle w:val="ArticleAuthor"/>
       </w:pPr>
       <w:r>
+        <w:rPr>
+          <w:rFonts w:ascii="Hiragino Sans GB" w:hAnsi="Hiragino Sans GB" w:eastAsia="Hiragino Sans GB"/>
+          <w:color w:val="C85D12"/>
+          <w:sz w:val="21"/>
+        </w:rPr>
         <w:t>作者：三色堇絮絮念</w:t>
       </w:r>
     </w:p>
@@ -28,55 +35,19 @@
         <w:pStyle w:val="ArticleDigest"/>
       </w:pPr>
       <w:r>
+        <w:rPr>
+          <w:rFonts w:ascii="Hiragino Sans GB" w:hAnsi="Hiragino Sans GB" w:eastAsia="Hiragino Sans GB"/>
+          <w:color w:val="595959"/>
+          <w:sz w:val="21"/>
+        </w:rPr>
         <w:t>用同一条会议改期通知串起十道题：模型怎么写、哪里会错，以及怎样给出可验证的面试回答。</w:t>
       </w:r>
     </w:p>
     <w:p>
       <w:pPr>
-        <w:keepNext w:val="0"/>
-        <w:spacing w:before="140" w:after="100"/>
-        <w:jc w:val="center"/>
-      </w:pPr>
-      <w:r>
-        <w:drawing>
-          <wp:inline xmlns:a="http://schemas.openxmlformats.org/drawingml/2006/main" xmlns:pic="http://schemas.openxmlformats.org/drawingml/2006/picture">
-            <wp:extent cx="6236208" cy="4157472"/>
-            <wp:docPr id="1" name="Picture 1" descr="大语言模型面试题封面" title="大语言模型面试题封面"/>
-            <wp:cNvGraphicFramePr>
-              <a:graphicFrameLocks noChangeAspect="1"/>
-            </wp:cNvGraphicFramePr>
-            <a:graphic>
-              <a:graphicData uri="http://schemas.openxmlformats.org/drawingml/2006/picture">
-                <pic:pic>
-                  <pic:nvPicPr>
-                    <pic:cNvPr id="0" name="llm-cover.png"/>
-                    <pic:cNvPicPr/>
-                  </pic:nvPicPr>
-                  <pic:blipFill>
-                    <a:blip r:embed="rId9"/>
-                    <a:stretch>
-                      <a:fillRect/>
-                    </a:stretch>
-                  </pic:blipFill>
-                  <pic:spPr>
-                    <a:xfrm>
-                      <a:off x="0" y="0"/>
-                      <a:ext cx="6236208" cy="4157472"/>
-                    </a:xfrm>
-                    <a:prstGeom prst="rect"/>
-                  </pic:spPr>
-                </pic:pic>
-              </a:graphicData>
-            </a:graphic>
-          </wp:inline>
-        </w:drawing>
-      </w:r>
-    </w:p>
-    <w:p>
-      <w:pPr>
         <w:widowControl/>
-        <w:spacing w:before="0" w:after="140" w:line="355" w:lineRule="auto"/>
-        <w:ind w:firstLine="440"/>
+        <w:spacing w:before="0" w:after="180" w:line="420" w:lineRule="auto"/>
+        <w:jc w:val="both"/>
       </w:pPr>
       <w:r>
         <w:rPr>
@@ -85,12 +56,14 @@
         </w:rPr>
         <w:t>项目入口：</w:t>
       </w:r>
-      <w:hyperlink r:id="rId10">
+      <w:hyperlink r:id="rId9">
         <w:r>
           <w:rPr>
-            <w:color w:val="1769AA"/>
+            <w:color w:val="C85D12"/>
             <w:u w:val="single"/>
             <w:rFonts w:ascii="Hiragino Sans GB" w:hAnsi="Hiragino Sans GB" w:eastAsia="Hiragino Sans GB"/>
+            <w:sz w:val="22"/>
+            <w:szCs w:val="22"/>
           </w:rPr>
           <w:t>AI Agent 知识图谱仓库</w:t>
         </w:r>
@@ -106,8 +79,8 @@
     <w:p>
       <w:pPr>
         <w:widowControl/>
-        <w:spacing w:before="0" w:after="140" w:line="355" w:lineRule="auto"/>
-        <w:ind w:firstLine="440"/>
+        <w:spacing w:before="0" w:after="180" w:line="420" w:lineRule="auto"/>
+        <w:jc w:val="both"/>
       </w:pPr>
       <w:r>
         <w:rPr>
@@ -135,8 +108,8 @@
     <w:p>
       <w:pPr>
         <w:widowControl/>
-        <w:spacing w:before="0" w:after="140" w:line="355" w:lineRule="auto"/>
-        <w:ind w:firstLine="440"/>
+        <w:spacing w:before="0" w:after="180" w:line="420" w:lineRule="auto"/>
+        <w:jc w:val="both"/>
       </w:pPr>
       <w:r>
         <w:rPr>
@@ -168,7 +141,9 @@
       <w:r>
         <w:rPr>
           <w:rFonts w:ascii="Hiragino Sans GB" w:hAnsi="Hiragino Sans GB" w:eastAsia="Hiragino Sans GB"/>
-          <w:sz w:val="29"/>
+          <w:b/>
+          <w:color w:val="C85D12"/>
+          <w:sz w:val="30"/>
         </w:rPr>
         <w:t>问题 1：为什么不能按字数估计模型输入成本？</w:t>
       </w:r>
@@ -180,6 +155,8 @@
       <w:r>
         <w:rPr>
           <w:rFonts w:ascii="Hiragino Sans GB" w:hAnsi="Hiragino Sans GB" w:eastAsia="Hiragino Sans GB"/>
+          <w:b/>
+          <w:color w:val="20252B"/>
           <w:sz w:val="25"/>
         </w:rPr>
         <w:t>原理</w:t>
@@ -189,8 +166,8 @@
       <w:pPr>
         <w:keepNext/>
         <w:widowControl/>
-        <w:spacing w:before="0" w:after="140" w:line="355" w:lineRule="auto"/>
-        <w:ind w:firstLine="440"/>
+        <w:spacing w:before="0" w:after="180" w:line="420" w:lineRule="auto"/>
+        <w:jc w:val="both"/>
       </w:pPr>
       <w:r>
         <w:rPr>
@@ -202,8 +179,9 @@
       <w:r>
         <w:rPr>
           <w:rFonts w:ascii="Menlo" w:hAnsi="Menlo" w:eastAsia="Menlo"/>
-          <w:color w:val="253858"/>
+          <w:color w:val="C85D12"/>
           <w:sz w:val="21"/>
+          <w:shd w:val="clear" w:color="auto" w:fill="FFF3E6"/>
         </w:rPr>
         <w:t>token</w:t>
       </w:r>
@@ -217,8 +195,9 @@
       <w:r>
         <w:rPr>
           <w:rFonts w:ascii="Menlo" w:hAnsi="Menlo" w:eastAsia="Menlo"/>
-          <w:color w:val="253858"/>
+          <w:color w:val="C85D12"/>
           <w:sz w:val="21"/>
+          <w:shd w:val="clear" w:color="auto" w:fill="FFF3E6"/>
         </w:rPr>
         <w:t>token</w:t>
       </w:r>
@@ -232,8 +211,9 @@
       <w:r>
         <w:rPr>
           <w:rFonts w:ascii="Menlo" w:hAnsi="Menlo" w:eastAsia="Menlo"/>
-          <w:color w:val="253858"/>
+          <w:color w:val="C85D12"/>
           <w:sz w:val="21"/>
+          <w:shd w:val="clear" w:color="auto" w:fill="FFF3E6"/>
         </w:rPr>
         <w:t>token</w:t>
       </w:r>
@@ -254,8 +234,8 @@
       <w:r>
         <w:drawing>
           <wp:inline xmlns:a="http://schemas.openxmlformats.org/drawingml/2006/main" xmlns:pic="http://schemas.openxmlformats.org/drawingml/2006/picture">
-            <wp:extent cx="6236208" cy="4157472"/>
-            <wp:docPr id="2" name="Picture 2" descr="大语言模型的 token 生成循环" title="大语言模型的 token 生成循环"/>
+            <wp:extent cx="5989320" cy="3992879"/>
+            <wp:docPr id="1" name="Picture 1" descr="大语言模型的 token 生成循环" title="大语言模型的 token 生成循环"/>
             <wp:cNvGraphicFramePr>
               <a:graphicFrameLocks noChangeAspect="1"/>
             </wp:cNvGraphicFramePr>
@@ -267,7 +247,7 @@
                     <pic:cNvPicPr/>
                   </pic:nvPicPr>
                   <pic:blipFill>
-                    <a:blip r:embed="rId11"/>
+                    <a:blip r:embed="rId10"/>
                     <a:stretch>
                       <a:fillRect/>
                     </a:stretch>
@@ -275,7 +255,7 @@
                   <pic:spPr>
                     <a:xfrm>
                       <a:off x="0" y="0"/>
-                      <a:ext cx="6236208" cy="4157472"/>
+                      <a:ext cx="5989320" cy="3992879"/>
                     </a:xfrm>
                     <a:prstGeom prst="rect"/>
                   </pic:spPr>
@@ -293,6 +273,8 @@
       <w:r>
         <w:rPr>
           <w:rFonts w:ascii="Hiragino Sans GB" w:hAnsi="Hiragino Sans GB" w:eastAsia="Hiragino Sans GB"/>
+          <w:b/>
+          <w:color w:val="20252B"/>
           <w:sz w:val="25"/>
         </w:rPr>
         <w:t>答题点</w:t>
@@ -300,12 +282,14 @@
     </w:p>
     <w:p>
       <w:pPr>
-        <w:spacing w:after="100" w:line="341" w:lineRule="auto"/>
+        <w:spacing w:after="100" w:line="396" w:lineRule="auto"/>
         <w:ind w:left="504" w:hanging="259"/>
       </w:pPr>
       <w:r>
         <w:rPr>
           <w:rFonts w:ascii="Hiragino Sans GB" w:hAnsi="Hiragino Sans GB" w:eastAsia="Hiragino Sans GB"/>
+          <w:b/>
+          <w:color w:val="C85D12"/>
           <w:sz w:val="22"/>
         </w:rPr>
         <w:t xml:space="preserve">1. </w:t>
@@ -320,12 +304,14 @@
     </w:p>
     <w:p>
       <w:pPr>
-        <w:spacing w:after="100" w:line="341" w:lineRule="auto"/>
+        <w:spacing w:after="100" w:line="396" w:lineRule="auto"/>
         <w:ind w:left="504" w:hanging="259"/>
       </w:pPr>
       <w:r>
         <w:rPr>
           <w:rFonts w:ascii="Hiragino Sans GB" w:hAnsi="Hiragino Sans GB" w:eastAsia="Hiragino Sans GB"/>
+          <w:b/>
+          <w:color w:val="C85D12"/>
           <w:sz w:val="22"/>
         </w:rPr>
         <w:t xml:space="preserve">2. </w:t>
@@ -340,12 +326,14 @@
     </w:p>
     <w:p>
       <w:pPr>
-        <w:spacing w:after="100" w:line="341" w:lineRule="auto"/>
+        <w:spacing w:after="100" w:line="396" w:lineRule="auto"/>
         <w:ind w:left="504" w:hanging="259"/>
       </w:pPr>
       <w:r>
         <w:rPr>
           <w:rFonts w:ascii="Hiragino Sans GB" w:hAnsi="Hiragino Sans GB" w:eastAsia="Hiragino Sans GB"/>
+          <w:b/>
+          <w:color w:val="C85D12"/>
           <w:sz w:val="22"/>
         </w:rPr>
         <w:t xml:space="preserve">3. </w:t>
@@ -365,6 +353,8 @@
       <w:r>
         <w:rPr>
           <w:rFonts w:ascii="Hiragino Sans GB" w:hAnsi="Hiragino Sans GB" w:eastAsia="Hiragino Sans GB"/>
+          <w:b/>
+          <w:color w:val="20252B"/>
           <w:sz w:val="25"/>
         </w:rPr>
         <w:t>记忆点</w:t>
@@ -372,15 +362,18 @@
     </w:p>
     <w:p>
       <w:pPr>
-        <w:spacing w:before="80" w:after="160" w:line="331" w:lineRule="auto"/>
+        <w:spacing w:before="80" w:after="160" w:line="372" w:lineRule="auto"/>
         <w:ind w:left="605" w:right="288"/>
+        <w:shd w:val="clear" w:color="auto" w:fill="FFF9F2"/>
+        <w:pBdr>
+          <w:left w:val="single" w:sz="16" w:space="7" w:color="E87522"/>
+        </w:pBdr>
       </w:pPr>
       <w:r>
         <w:rPr>
           <w:rFonts w:ascii="Hiragino Sans GB" w:hAnsi="Hiragino Sans GB" w:eastAsia="Hiragino Sans GB"/>
-          <w:i/>
-          <w:color w:val="666666"/>
-          <w:sz w:val="22"/>
+          <w:color w:val="595959"/>
+          <w:sz w:val="21"/>
         </w:rPr>
         <w:t>先数模型要处理的片段，再谈窗口和成本。</w:t>
       </w:r>
@@ -392,6 +385,8 @@
       <w:r>
         <w:rPr>
           <w:rFonts w:ascii="Hiragino Sans GB" w:hAnsi="Hiragino Sans GB" w:eastAsia="Hiragino Sans GB"/>
+          <w:b/>
+          <w:color w:val="20252B"/>
           <w:sz w:val="25"/>
         </w:rPr>
         <w:t>常见追问</w:t>
@@ -400,8 +395,8 @@
     <w:p>
       <w:pPr>
         <w:widowControl/>
-        <w:spacing w:before="0" w:after="140" w:line="355" w:lineRule="auto"/>
-        <w:ind w:firstLine="440"/>
+        <w:spacing w:before="0" w:after="180" w:line="420" w:lineRule="auto"/>
+        <w:jc w:val="both"/>
       </w:pPr>
       <w:r>
         <w:rPr>
@@ -413,8 +408,9 @@
       <w:r>
         <w:rPr>
           <w:rFonts w:ascii="Menlo" w:hAnsi="Menlo" w:eastAsia="Menlo"/>
-          <w:color w:val="253858"/>
+          <w:color w:val="C85D12"/>
           <w:sz w:val="21"/>
+          <w:shd w:val="clear" w:color="auto" w:fill="FFF3E6"/>
         </w:rPr>
         <w:t>16:00—17:00</w:t>
       </w:r>
@@ -428,8 +424,9 @@
       <w:r>
         <w:rPr>
           <w:rFonts w:ascii="Menlo" w:hAnsi="Menlo" w:eastAsia="Menlo"/>
-          <w:color w:val="253858"/>
+          <w:color w:val="C85D12"/>
           <w:sz w:val="21"/>
+          <w:shd w:val="clear" w:color="auto" w:fill="FFF3E6"/>
         </w:rPr>
         <w:t>token</w:t>
       </w:r>
@@ -448,6 +445,8 @@
       <w:r>
         <w:rPr>
           <w:rFonts w:ascii="Hiragino Sans GB" w:hAnsi="Hiragino Sans GB" w:eastAsia="Hiragino Sans GB"/>
+          <w:b/>
+          <w:color w:val="20252B"/>
           <w:sz w:val="25"/>
         </w:rPr>
         <w:t>失分点</w:t>
@@ -456,8 +455,8 @@
     <w:p>
       <w:pPr>
         <w:widowControl/>
-        <w:spacing w:before="0" w:after="140" w:line="355" w:lineRule="auto"/>
-        <w:ind w:firstLine="440"/>
+        <w:spacing w:before="0" w:after="180" w:line="420" w:lineRule="auto"/>
+        <w:jc w:val="both"/>
       </w:pPr>
       <w:r>
         <w:rPr>
@@ -474,7 +473,9 @@
       <w:r>
         <w:rPr>
           <w:rFonts w:ascii="Hiragino Sans GB" w:hAnsi="Hiragino Sans GB" w:eastAsia="Hiragino Sans GB"/>
-          <w:sz w:val="29"/>
+          <w:b/>
+          <w:color w:val="C85D12"/>
+          <w:sz w:val="30"/>
         </w:rPr>
         <w:t>问题 2：模型为什么能续写通知，却可能编造会议链接？</w:t>
       </w:r>
@@ -486,6 +487,8 @@
       <w:r>
         <w:rPr>
           <w:rFonts w:ascii="Hiragino Sans GB" w:hAnsi="Hiragino Sans GB" w:eastAsia="Hiragino Sans GB"/>
+          <w:b/>
+          <w:color w:val="20252B"/>
           <w:sz w:val="25"/>
         </w:rPr>
         <w:t>原理</w:t>
@@ -495,8 +498,8 @@
       <w:pPr>
         <w:keepNext/>
         <w:widowControl/>
-        <w:spacing w:before="0" w:after="140" w:line="355" w:lineRule="auto"/>
-        <w:ind w:firstLine="440"/>
+        <w:spacing w:before="0" w:after="180" w:line="420" w:lineRule="auto"/>
+        <w:jc w:val="both"/>
       </w:pPr>
       <w:r>
         <w:rPr>
@@ -513,6 +516,8 @@
       <w:r>
         <w:rPr>
           <w:rFonts w:ascii="Hiragino Sans GB" w:hAnsi="Hiragino Sans GB" w:eastAsia="Hiragino Sans GB"/>
+          <w:b/>
+          <w:color w:val="20252B"/>
           <w:sz w:val="25"/>
         </w:rPr>
         <w:t>答题点</w:t>
@@ -520,12 +525,14 @@
     </w:p>
     <w:p>
       <w:pPr>
-        <w:spacing w:after="100" w:line="341" w:lineRule="auto"/>
+        <w:spacing w:after="100" w:line="396" w:lineRule="auto"/>
         <w:ind w:left="504" w:hanging="259"/>
       </w:pPr>
       <w:r>
         <w:rPr>
           <w:rFonts w:ascii="Hiragino Sans GB" w:hAnsi="Hiragino Sans GB" w:eastAsia="Hiragino Sans GB"/>
+          <w:b/>
+          <w:color w:val="C85D12"/>
           <w:sz w:val="22"/>
         </w:rPr>
         <w:t xml:space="preserve">1. </w:t>
@@ -555,12 +562,14 @@
     </w:p>
     <w:p>
       <w:pPr>
-        <w:spacing w:after="100" w:line="341" w:lineRule="auto"/>
+        <w:spacing w:after="100" w:line="396" w:lineRule="auto"/>
         <w:ind w:left="504" w:hanging="259"/>
       </w:pPr>
       <w:r>
         <w:rPr>
           <w:rFonts w:ascii="Hiragino Sans GB" w:hAnsi="Hiragino Sans GB" w:eastAsia="Hiragino Sans GB"/>
+          <w:b/>
+          <w:color w:val="C85D12"/>
           <w:sz w:val="22"/>
         </w:rPr>
         <w:t xml:space="preserve">2. </w:t>
@@ -575,12 +584,14 @@
     </w:p>
     <w:p>
       <w:pPr>
-        <w:spacing w:after="100" w:line="341" w:lineRule="auto"/>
+        <w:spacing w:after="100" w:line="396" w:lineRule="auto"/>
         <w:ind w:left="504" w:hanging="259"/>
       </w:pPr>
       <w:r>
         <w:rPr>
           <w:rFonts w:ascii="Hiragino Sans GB" w:hAnsi="Hiragino Sans GB" w:eastAsia="Hiragino Sans GB"/>
+          <w:b/>
+          <w:color w:val="C85D12"/>
           <w:sz w:val="22"/>
         </w:rPr>
         <w:t xml:space="preserve">3. </w:t>
@@ -600,6 +611,8 @@
       <w:r>
         <w:rPr>
           <w:rFonts w:ascii="Hiragino Sans GB" w:hAnsi="Hiragino Sans GB" w:eastAsia="Hiragino Sans GB"/>
+          <w:b/>
+          <w:color w:val="20252B"/>
           <w:sz w:val="25"/>
         </w:rPr>
         <w:t>记忆点</w:t>
@@ -607,15 +620,18 @@
     </w:p>
     <w:p>
       <w:pPr>
-        <w:spacing w:before="80" w:after="160" w:line="331" w:lineRule="auto"/>
+        <w:spacing w:before="80" w:after="160" w:line="372" w:lineRule="auto"/>
         <w:ind w:left="605" w:right="288"/>
+        <w:shd w:val="clear" w:color="auto" w:fill="FFF9F2"/>
+        <w:pBdr>
+          <w:left w:val="single" w:sz="16" w:space="7" w:color="E87522"/>
+        </w:pBdr>
       </w:pPr>
       <w:r>
         <w:rPr>
           <w:rFonts w:ascii="Hiragino Sans GB" w:hAnsi="Hiragino Sans GB" w:eastAsia="Hiragino Sans GB"/>
-          <w:i/>
-          <w:color w:val="666666"/>
-          <w:sz w:val="22"/>
+          <w:color w:val="595959"/>
+          <w:sz w:val="21"/>
         </w:rPr>
         <w:t>会接下句，不等于有了新事实。</w:t>
       </w:r>
@@ -627,6 +643,8 @@
       <w:r>
         <w:rPr>
           <w:rFonts w:ascii="Hiragino Sans GB" w:hAnsi="Hiragino Sans GB" w:eastAsia="Hiragino Sans GB"/>
+          <w:b/>
+          <w:color w:val="20252B"/>
           <w:sz w:val="25"/>
         </w:rPr>
         <w:t>常见追问</w:t>
@@ -635,8 +653,8 @@
     <w:p>
       <w:pPr>
         <w:widowControl/>
-        <w:spacing w:before="0" w:after="140" w:line="355" w:lineRule="auto"/>
-        <w:ind w:firstLine="440"/>
+        <w:spacing w:before="0" w:after="180" w:line="420" w:lineRule="auto"/>
+        <w:jc w:val="both"/>
       </w:pPr>
       <w:r>
         <w:rPr>
@@ -653,6 +671,8 @@
       <w:r>
         <w:rPr>
           <w:rFonts w:ascii="Hiragino Sans GB" w:hAnsi="Hiragino Sans GB" w:eastAsia="Hiragino Sans GB"/>
+          <w:b/>
+          <w:color w:val="20252B"/>
           <w:sz w:val="25"/>
         </w:rPr>
         <w:t>失分点</w:t>
@@ -661,8 +681,8 @@
     <w:p>
       <w:pPr>
         <w:widowControl/>
-        <w:spacing w:before="0" w:after="140" w:line="355" w:lineRule="auto"/>
-        <w:ind w:firstLine="440"/>
+        <w:spacing w:before="0" w:after="180" w:line="420" w:lineRule="auto"/>
+        <w:jc w:val="both"/>
       </w:pPr>
       <w:r>
         <w:rPr>
@@ -679,7 +699,9 @@
       <w:r>
         <w:rPr>
           <w:rFonts w:ascii="Hiragino Sans GB" w:hAnsi="Hiragino Sans GB" w:eastAsia="Hiragino Sans GB"/>
-          <w:sz w:val="29"/>
+          <w:b/>
+          <w:color w:val="C85D12"/>
+          <w:sz w:val="30"/>
         </w:rPr>
         <w:t>问题 3：自注意力在这条通知里起什么作用？</w:t>
       </w:r>
@@ -691,6 +713,8 @@
       <w:r>
         <w:rPr>
           <w:rFonts w:ascii="Hiragino Sans GB" w:hAnsi="Hiragino Sans GB" w:eastAsia="Hiragino Sans GB"/>
+          <w:b/>
+          <w:color w:val="20252B"/>
           <w:sz w:val="25"/>
         </w:rPr>
         <w:t>原理</w:t>
@@ -700,8 +724,8 @@
       <w:pPr>
         <w:keepNext/>
         <w:widowControl/>
-        <w:spacing w:before="0" w:after="140" w:line="355" w:lineRule="auto"/>
-        <w:ind w:firstLine="440"/>
+        <w:spacing w:before="0" w:after="180" w:line="420" w:lineRule="auto"/>
+        <w:jc w:val="both"/>
       </w:pPr>
       <w:r>
         <w:rPr>
@@ -713,8 +737,9 @@
       <w:r>
         <w:rPr>
           <w:rFonts w:ascii="Menlo" w:hAnsi="Menlo" w:eastAsia="Menlo"/>
-          <w:color w:val="253858"/>
+          <w:color w:val="C85D12"/>
           <w:sz w:val="21"/>
+          <w:shd w:val="clear" w:color="auto" w:fill="FFF3E6"/>
         </w:rPr>
         <w:t>Query</w:t>
       </w:r>
@@ -728,8 +753,9 @@
       <w:r>
         <w:rPr>
           <w:rFonts w:ascii="Menlo" w:hAnsi="Menlo" w:eastAsia="Menlo"/>
-          <w:color w:val="253858"/>
+          <w:color w:val="C85D12"/>
           <w:sz w:val="21"/>
+          <w:shd w:val="clear" w:color="auto" w:fill="FFF3E6"/>
         </w:rPr>
         <w:t>Key</w:t>
       </w:r>
@@ -743,8 +769,9 @@
       <w:r>
         <w:rPr>
           <w:rFonts w:ascii="Menlo" w:hAnsi="Menlo" w:eastAsia="Menlo"/>
-          <w:color w:val="253858"/>
+          <w:color w:val="C85D12"/>
           <w:sz w:val="21"/>
+          <w:shd w:val="clear" w:color="auto" w:fill="FFF3E6"/>
         </w:rPr>
         <w:t>Value</w:t>
       </w:r>
@@ -765,8 +792,8 @@
       <w:r>
         <w:drawing>
           <wp:inline xmlns:a="http://schemas.openxmlformats.org/drawingml/2006/main" xmlns:pic="http://schemas.openxmlformats.org/drawingml/2006/picture">
-            <wp:extent cx="6236208" cy="4157472"/>
-            <wp:docPr id="3" name="Picture 3" descr="自注意力从 Q、K、V 到当前表示" title="自注意力从 Q、K、V 到当前表示"/>
+            <wp:extent cx="5989320" cy="3992879"/>
+            <wp:docPr id="2" name="Picture 2" descr="自注意力从 Q、K、V 到当前表示" title="自注意力从 Q、K、V 到当前表示"/>
             <wp:cNvGraphicFramePr>
               <a:graphicFrameLocks noChangeAspect="1"/>
             </wp:cNvGraphicFramePr>
@@ -778,7 +805,7 @@
                     <pic:cNvPicPr/>
                   </pic:nvPicPr>
                   <pic:blipFill>
-                    <a:blip r:embed="rId12"/>
+                    <a:blip r:embed="rId11"/>
                     <a:stretch>
                       <a:fillRect/>
                     </a:stretch>
@@ -786,7 +813,7 @@
                   <pic:spPr>
                     <a:xfrm>
                       <a:off x="0" y="0"/>
-                      <a:ext cx="6236208" cy="4157472"/>
+                      <a:ext cx="5989320" cy="3992879"/>
                     </a:xfrm>
                     <a:prstGeom prst="rect"/>
                   </pic:spPr>
@@ -806,8 +833,8 @@
       <w:r>
         <w:rPr>
           <w:rFonts w:ascii="Hiragino Sans GB" w:hAnsi="Hiragino Sans GB" w:eastAsia="Hiragino Sans GB"/>
-          <w:i/>
-          <w:color w:val="8A8A8A"/>
+          <w:i w:val="0"/>
+          <w:color w:val="888888"/>
           <w:sz w:val="19"/>
         </w:rPr>
         <w:t>依据《Attention Is All You Need》Figure 2 与第 3.2.3 节改绘。</w:t>
@@ -820,6 +847,8 @@
       <w:r>
         <w:rPr>
           <w:rFonts w:ascii="Hiragino Sans GB" w:hAnsi="Hiragino Sans GB" w:eastAsia="Hiragino Sans GB"/>
+          <w:b/>
+          <w:color w:val="20252B"/>
           <w:sz w:val="25"/>
         </w:rPr>
         <w:t>答题点</w:t>
@@ -827,12 +856,14 @@
     </w:p>
     <w:p>
       <w:pPr>
-        <w:spacing w:after="100" w:line="341" w:lineRule="auto"/>
+        <w:spacing w:after="100" w:line="396" w:lineRule="auto"/>
         <w:ind w:left="504" w:hanging="259"/>
       </w:pPr>
       <w:r>
         <w:rPr>
           <w:rFonts w:ascii="Hiragino Sans GB" w:hAnsi="Hiragino Sans GB" w:eastAsia="Hiragino Sans GB"/>
+          <w:b/>
+          <w:color w:val="C85D12"/>
           <w:sz w:val="22"/>
         </w:rPr>
         <w:t xml:space="preserve">1. </w:t>
@@ -847,12 +878,14 @@
     </w:p>
     <w:p>
       <w:pPr>
-        <w:spacing w:after="100" w:line="341" w:lineRule="auto"/>
+        <w:spacing w:after="100" w:line="396" w:lineRule="auto"/>
         <w:ind w:left="504" w:hanging="259"/>
       </w:pPr>
       <w:r>
         <w:rPr>
           <w:rFonts w:ascii="Hiragino Sans GB" w:hAnsi="Hiragino Sans GB" w:eastAsia="Hiragino Sans GB"/>
+          <w:b/>
+          <w:color w:val="C85D12"/>
           <w:sz w:val="22"/>
         </w:rPr>
         <w:t xml:space="preserve">2. </w:t>
@@ -867,12 +900,14 @@
     </w:p>
     <w:p>
       <w:pPr>
-        <w:spacing w:after="100" w:line="341" w:lineRule="auto"/>
+        <w:spacing w:after="100" w:line="396" w:lineRule="auto"/>
         <w:ind w:left="504" w:hanging="259"/>
       </w:pPr>
       <w:r>
         <w:rPr>
           <w:rFonts w:ascii="Hiragino Sans GB" w:hAnsi="Hiragino Sans GB" w:eastAsia="Hiragino Sans GB"/>
+          <w:b/>
+          <w:color w:val="C85D12"/>
           <w:sz w:val="22"/>
         </w:rPr>
         <w:t xml:space="preserve">3. </w:t>
@@ -892,6 +927,8 @@
       <w:r>
         <w:rPr>
           <w:rFonts w:ascii="Hiragino Sans GB" w:hAnsi="Hiragino Sans GB" w:eastAsia="Hiragino Sans GB"/>
+          <w:b/>
+          <w:color w:val="20252B"/>
           <w:sz w:val="25"/>
         </w:rPr>
         <w:t>记忆点</w:t>
@@ -899,15 +936,18 @@
     </w:p>
     <w:p>
       <w:pPr>
-        <w:spacing w:before="80" w:after="160" w:line="331" w:lineRule="auto"/>
+        <w:spacing w:before="80" w:after="160" w:line="372" w:lineRule="auto"/>
         <w:ind w:left="605" w:right="288"/>
+        <w:shd w:val="clear" w:color="auto" w:fill="FFF9F2"/>
+        <w:pBdr>
+          <w:left w:val="single" w:sz="16" w:space="7" w:color="E87522"/>
+        </w:pBdr>
       </w:pPr>
       <w:r>
         <w:rPr>
           <w:rFonts w:ascii="Hiragino Sans GB" w:hAnsi="Hiragino Sans GB" w:eastAsia="Hiragino Sans GB"/>
-          <w:i/>
-          <w:color w:val="666666"/>
-          <w:sz w:val="22"/>
+          <w:color w:val="595959"/>
+          <w:sz w:val="21"/>
         </w:rPr>
         <w:t>能连上下文，不能代替版本裁决。</w:t>
       </w:r>
@@ -919,6 +959,8 @@
       <w:r>
         <w:rPr>
           <w:rFonts w:ascii="Hiragino Sans GB" w:hAnsi="Hiragino Sans GB" w:eastAsia="Hiragino Sans GB"/>
+          <w:b/>
+          <w:color w:val="20252B"/>
           <w:sz w:val="25"/>
         </w:rPr>
         <w:t>常见追问</w:t>
@@ -927,8 +969,8 @@
     <w:p>
       <w:pPr>
         <w:widowControl/>
-        <w:spacing w:before="0" w:after="140" w:line="355" w:lineRule="auto"/>
-        <w:ind w:firstLine="440"/>
+        <w:spacing w:before="0" w:after="180" w:line="420" w:lineRule="auto"/>
+        <w:jc w:val="both"/>
       </w:pPr>
       <w:r>
         <w:rPr>
@@ -945,6 +987,8 @@
       <w:r>
         <w:rPr>
           <w:rFonts w:ascii="Hiragino Sans GB" w:hAnsi="Hiragino Sans GB" w:eastAsia="Hiragino Sans GB"/>
+          <w:b/>
+          <w:color w:val="20252B"/>
           <w:sz w:val="25"/>
         </w:rPr>
         <w:t>失分点</w:t>
@@ -953,8 +997,8 @@
     <w:p>
       <w:pPr>
         <w:widowControl/>
-        <w:spacing w:before="0" w:after="140" w:line="355" w:lineRule="auto"/>
-        <w:ind w:firstLine="440"/>
+        <w:spacing w:before="0" w:after="180" w:line="420" w:lineRule="auto"/>
+        <w:jc w:val="both"/>
       </w:pPr>
       <w:r>
         <w:rPr>
@@ -971,7 +1015,9 @@
       <w:r>
         <w:rPr>
           <w:rFonts w:ascii="Hiragino Sans GB" w:hAnsi="Hiragino Sans GB" w:eastAsia="Hiragino Sans GB"/>
-          <w:sz w:val="29"/>
+          <w:b/>
+          <w:color w:val="C85D12"/>
+          <w:sz w:val="30"/>
         </w:rPr>
         <w:t>问题 4：长上下文装得下，为什么还会用错地点？</w:t>
       </w:r>
@@ -983,6 +1029,8 @@
       <w:r>
         <w:rPr>
           <w:rFonts w:ascii="Hiragino Sans GB" w:hAnsi="Hiragino Sans GB" w:eastAsia="Hiragino Sans GB"/>
+          <w:b/>
+          <w:color w:val="20252B"/>
           <w:sz w:val="25"/>
         </w:rPr>
         <w:t>原理</w:t>
@@ -992,8 +1040,8 @@
       <w:pPr>
         <w:keepNext/>
         <w:widowControl/>
-        <w:spacing w:before="0" w:after="140" w:line="355" w:lineRule="auto"/>
-        <w:ind w:firstLine="440"/>
+        <w:spacing w:before="0" w:after="180" w:line="420" w:lineRule="auto"/>
+        <w:jc w:val="both"/>
       </w:pPr>
       <w:r>
         <w:rPr>
@@ -1010,6 +1058,8 @@
       <w:r>
         <w:rPr>
           <w:rFonts w:ascii="Hiragino Sans GB" w:hAnsi="Hiragino Sans GB" w:eastAsia="Hiragino Sans GB"/>
+          <w:b/>
+          <w:color w:val="20252B"/>
           <w:sz w:val="25"/>
         </w:rPr>
         <w:t>答题点</w:t>
@@ -1017,12 +1067,14 @@
     </w:p>
     <w:p>
       <w:pPr>
-        <w:spacing w:after="100" w:line="341" w:lineRule="auto"/>
+        <w:spacing w:after="100" w:line="396" w:lineRule="auto"/>
         <w:ind w:left="504" w:hanging="259"/>
       </w:pPr>
       <w:r>
         <w:rPr>
           <w:rFonts w:ascii="Hiragino Sans GB" w:hAnsi="Hiragino Sans GB" w:eastAsia="Hiragino Sans GB"/>
+          <w:b/>
+          <w:color w:val="C85D12"/>
           <w:sz w:val="22"/>
         </w:rPr>
         <w:t xml:space="preserve">1. </w:t>
@@ -1082,12 +1134,14 @@
     </w:p>
     <w:p>
       <w:pPr>
-        <w:spacing w:after="100" w:line="341" w:lineRule="auto"/>
+        <w:spacing w:after="100" w:line="396" w:lineRule="auto"/>
         <w:ind w:left="504" w:hanging="259"/>
       </w:pPr>
       <w:r>
         <w:rPr>
           <w:rFonts w:ascii="Hiragino Sans GB" w:hAnsi="Hiragino Sans GB" w:eastAsia="Hiragino Sans GB"/>
+          <w:b/>
+          <w:color w:val="C85D12"/>
           <w:sz w:val="22"/>
         </w:rPr>
         <w:t xml:space="preserve">2. </w:t>
@@ -1102,12 +1156,14 @@
     </w:p>
     <w:p>
       <w:pPr>
-        <w:spacing w:after="100" w:line="341" w:lineRule="auto"/>
+        <w:spacing w:after="100" w:line="396" w:lineRule="auto"/>
         <w:ind w:left="504" w:hanging="259"/>
       </w:pPr>
       <w:r>
         <w:rPr>
           <w:rFonts w:ascii="Hiragino Sans GB" w:hAnsi="Hiragino Sans GB" w:eastAsia="Hiragino Sans GB"/>
+          <w:b/>
+          <w:color w:val="C85D12"/>
           <w:sz w:val="22"/>
         </w:rPr>
         <w:t xml:space="preserve">3. </w:t>
@@ -1127,6 +1183,8 @@
       <w:r>
         <w:rPr>
           <w:rFonts w:ascii="Hiragino Sans GB" w:hAnsi="Hiragino Sans GB" w:eastAsia="Hiragino Sans GB"/>
+          <w:b/>
+          <w:color w:val="20252B"/>
           <w:sz w:val="25"/>
         </w:rPr>
         <w:t>记忆点</w:t>
@@ -1134,15 +1192,18 @@
     </w:p>
     <w:p>
       <w:pPr>
-        <w:spacing w:before="80" w:after="160" w:line="331" w:lineRule="auto"/>
+        <w:spacing w:before="80" w:after="160" w:line="372" w:lineRule="auto"/>
         <w:ind w:left="605" w:right="288"/>
+        <w:shd w:val="clear" w:color="auto" w:fill="FFF9F2"/>
+        <w:pBdr>
+          <w:left w:val="single" w:sz="16" w:space="7" w:color="E87522"/>
+        </w:pBdr>
       </w:pPr>
       <w:r>
         <w:rPr>
           <w:rFonts w:ascii="Hiragino Sans GB" w:hAnsi="Hiragino Sans GB" w:eastAsia="Hiragino Sans GB"/>
-          <w:i/>
-          <w:color w:val="666666"/>
-          <w:sz w:val="22"/>
+          <w:color w:val="595959"/>
+          <w:sz w:val="21"/>
         </w:rPr>
         <w:t>桌子够大，还要知道哪张纸是最新的。</w:t>
       </w:r>
@@ -1154,6 +1215,8 @@
       <w:r>
         <w:rPr>
           <w:rFonts w:ascii="Hiragino Sans GB" w:hAnsi="Hiragino Sans GB" w:eastAsia="Hiragino Sans GB"/>
+          <w:b/>
+          <w:color w:val="20252B"/>
           <w:sz w:val="25"/>
         </w:rPr>
         <w:t>常见追问</w:t>
@@ -1162,8 +1225,8 @@
     <w:p>
       <w:pPr>
         <w:widowControl/>
-        <w:spacing w:before="0" w:after="140" w:line="355" w:lineRule="auto"/>
-        <w:ind w:firstLine="440"/>
+        <w:spacing w:before="0" w:after="180" w:line="420" w:lineRule="auto"/>
+        <w:jc w:val="both"/>
       </w:pPr>
       <w:r>
         <w:rPr>
@@ -1180,6 +1243,8 @@
       <w:r>
         <w:rPr>
           <w:rFonts w:ascii="Hiragino Sans GB" w:hAnsi="Hiragino Sans GB" w:eastAsia="Hiragino Sans GB"/>
+          <w:b/>
+          <w:color w:val="20252B"/>
           <w:sz w:val="25"/>
         </w:rPr>
         <w:t>失分点</w:t>
@@ -1188,8 +1253,8 @@
     <w:p>
       <w:pPr>
         <w:widowControl/>
-        <w:spacing w:before="0" w:after="140" w:line="355" w:lineRule="auto"/>
-        <w:ind w:firstLine="440"/>
+        <w:spacing w:before="0" w:after="180" w:line="420" w:lineRule="auto"/>
+        <w:jc w:val="both"/>
       </w:pPr>
       <w:r>
         <w:rPr>
@@ -1206,37 +1271,47 @@
       <w:r>
         <w:rPr>
           <w:rFonts w:ascii="Hiragino Sans GB" w:hAnsi="Hiragino Sans GB" w:eastAsia="Hiragino Sans GB"/>
-          <w:sz w:val="29"/>
+          <w:b/>
+          <w:color w:val="C85D12"/>
+          <w:sz w:val="30"/>
         </w:rPr>
         <w:t>问题 5：温度、</w:t>
       </w:r>
       <w:r>
         <w:rPr>
           <w:rFonts w:ascii="Menlo" w:hAnsi="Menlo" w:eastAsia="Menlo"/>
-          <w:color w:val="253858"/>
+          <w:b/>
+          <w:color w:val="C85D12"/>
           <w:sz w:val="28"/>
+          <w:shd w:val="clear" w:color="auto" w:fill="FFF3E6"/>
         </w:rPr>
         <w:t>Top-k</w:t>
       </w:r>
       <w:r>
         <w:rPr>
           <w:rFonts w:ascii="Hiragino Sans GB" w:hAnsi="Hiragino Sans GB" w:eastAsia="Hiragino Sans GB"/>
-          <w:sz w:val="29"/>
+          <w:b/>
+          <w:color w:val="C85D12"/>
+          <w:sz w:val="30"/>
         </w:rPr>
         <w:t>、</w:t>
       </w:r>
       <w:r>
         <w:rPr>
           <w:rFonts w:ascii="Menlo" w:hAnsi="Menlo" w:eastAsia="Menlo"/>
-          <w:color w:val="253858"/>
+          <w:b/>
+          <w:color w:val="C85D12"/>
           <w:sz w:val="28"/>
+          <w:shd w:val="clear" w:color="auto" w:fill="FFF3E6"/>
         </w:rPr>
         <w:t>Top-p</w:t>
       </w:r>
       <w:r>
         <w:rPr>
           <w:rFonts w:ascii="Hiragino Sans GB" w:hAnsi="Hiragino Sans GB" w:eastAsia="Hiragino Sans GB"/>
-          <w:sz w:val="29"/>
+          <w:b/>
+          <w:color w:val="C85D12"/>
+          <w:sz w:val="30"/>
         </w:rPr>
         <w:t xml:space="preserve"> 各控制什么？</w:t>
       </w:r>
@@ -1248,6 +1323,8 @@
       <w:r>
         <w:rPr>
           <w:rFonts w:ascii="Hiragino Sans GB" w:hAnsi="Hiragino Sans GB" w:eastAsia="Hiragino Sans GB"/>
+          <w:b/>
+          <w:color w:val="20252B"/>
           <w:sz w:val="25"/>
         </w:rPr>
         <w:t>原理</w:t>
@@ -1257,8 +1334,8 @@
       <w:pPr>
         <w:keepNext/>
         <w:widowControl/>
-        <w:spacing w:before="0" w:after="140" w:line="355" w:lineRule="auto"/>
-        <w:ind w:firstLine="440"/>
+        <w:spacing w:before="0" w:after="180" w:line="420" w:lineRule="auto"/>
+        <w:jc w:val="both"/>
       </w:pPr>
       <w:r>
         <w:rPr>
@@ -1270,8 +1347,9 @@
       <w:r>
         <w:rPr>
           <w:rFonts w:ascii="Menlo" w:hAnsi="Menlo" w:eastAsia="Menlo"/>
-          <w:color w:val="253858"/>
+          <w:color w:val="C85D12"/>
           <w:sz w:val="21"/>
+          <w:shd w:val="clear" w:color="auto" w:fill="FFF3E6"/>
         </w:rPr>
         <w:t>Top-k</w:t>
       </w:r>
@@ -1285,8 +1363,9 @@
       <w:r>
         <w:rPr>
           <w:rFonts w:ascii="Menlo" w:hAnsi="Menlo" w:eastAsia="Menlo"/>
-          <w:color w:val="253858"/>
+          <w:color w:val="C85D12"/>
           <w:sz w:val="21"/>
+          <w:shd w:val="clear" w:color="auto" w:fill="FFF3E6"/>
         </w:rPr>
         <w:t>Top-p</w:t>
       </w:r>
@@ -1307,8 +1386,8 @@
       <w:r>
         <w:drawing>
           <wp:inline xmlns:a="http://schemas.openxmlformats.org/drawingml/2006/main" xmlns:pic="http://schemas.openxmlformats.org/drawingml/2006/picture">
-            <wp:extent cx="6236208" cy="4157472"/>
-            <wp:docPr id="4" name="Picture 4" descr="采样参数与输出多样性" title="采样参数与输出多样性"/>
+            <wp:extent cx="5989320" cy="3992879"/>
+            <wp:docPr id="3" name="Picture 3" descr="采样参数与输出多样性" title="采样参数与输出多样性"/>
             <wp:cNvGraphicFramePr>
               <a:graphicFrameLocks noChangeAspect="1"/>
             </wp:cNvGraphicFramePr>
@@ -1320,7 +1399,7 @@
                     <pic:cNvPicPr/>
                   </pic:nvPicPr>
                   <pic:blipFill>
-                    <a:blip r:embed="rId13"/>
+                    <a:blip r:embed="rId12"/>
                     <a:stretch>
                       <a:fillRect/>
                     </a:stretch>
@@ -1328,7 +1407,7 @@
                   <pic:spPr>
                     <a:xfrm>
                       <a:off x="0" y="0"/>
-                      <a:ext cx="6236208" cy="4157472"/>
+                      <a:ext cx="5989320" cy="3992879"/>
                     </a:xfrm>
                     <a:prstGeom prst="rect"/>
                   </pic:spPr>
@@ -1346,6 +1425,8 @@
       <w:r>
         <w:rPr>
           <w:rFonts w:ascii="Hiragino Sans GB" w:hAnsi="Hiragino Sans GB" w:eastAsia="Hiragino Sans GB"/>
+          <w:b/>
+          <w:color w:val="20252B"/>
           <w:sz w:val="25"/>
         </w:rPr>
         <w:t>答题点</w:t>
@@ -1353,12 +1434,14 @@
     </w:p>
     <w:p>
       <w:pPr>
-        <w:spacing w:after="100" w:line="341" w:lineRule="auto"/>
+        <w:spacing w:after="100" w:line="396" w:lineRule="auto"/>
         <w:ind w:left="504" w:hanging="259"/>
       </w:pPr>
       <w:r>
         <w:rPr>
           <w:rFonts w:ascii="Hiragino Sans GB" w:hAnsi="Hiragino Sans GB" w:eastAsia="Hiragino Sans GB"/>
+          <w:b/>
+          <w:color w:val="C85D12"/>
           <w:sz w:val="22"/>
         </w:rPr>
         <w:t xml:space="preserve">1. </w:t>
@@ -1373,12 +1456,14 @@
     </w:p>
     <w:p>
       <w:pPr>
-        <w:spacing w:after="100" w:line="341" w:lineRule="auto"/>
+        <w:spacing w:after="100" w:line="396" w:lineRule="auto"/>
         <w:ind w:left="504" w:hanging="259"/>
       </w:pPr>
       <w:r>
         <w:rPr>
           <w:rFonts w:ascii="Hiragino Sans GB" w:hAnsi="Hiragino Sans GB" w:eastAsia="Hiragino Sans GB"/>
+          <w:b/>
+          <w:color w:val="C85D12"/>
           <w:sz w:val="22"/>
         </w:rPr>
         <w:t xml:space="preserve">2. </w:t>
@@ -1393,12 +1478,14 @@
     </w:p>
     <w:p>
       <w:pPr>
-        <w:spacing w:after="100" w:line="341" w:lineRule="auto"/>
+        <w:spacing w:after="100" w:line="396" w:lineRule="auto"/>
         <w:ind w:left="504" w:hanging="259"/>
       </w:pPr>
       <w:r>
         <w:rPr>
           <w:rFonts w:ascii="Hiragino Sans GB" w:hAnsi="Hiragino Sans GB" w:eastAsia="Hiragino Sans GB"/>
+          <w:b/>
+          <w:color w:val="C85D12"/>
           <w:sz w:val="22"/>
         </w:rPr>
         <w:t xml:space="preserve">3. </w:t>
@@ -1418,6 +1505,8 @@
       <w:r>
         <w:rPr>
           <w:rFonts w:ascii="Hiragino Sans GB" w:hAnsi="Hiragino Sans GB" w:eastAsia="Hiragino Sans GB"/>
+          <w:b/>
+          <w:color w:val="20252B"/>
           <w:sz w:val="25"/>
         </w:rPr>
         <w:t>记忆点</w:t>
@@ -1425,17 +1514,54 @@
     </w:p>
     <w:p>
       <w:pPr>
-        <w:spacing w:before="80" w:after="160" w:line="331" w:lineRule="auto"/>
+        <w:spacing w:before="80" w:after="160" w:line="372" w:lineRule="auto"/>
         <w:ind w:left="605" w:right="288"/>
+        <w:shd w:val="clear" w:color="auto" w:fill="FFF9F2"/>
+        <w:pBdr>
+          <w:left w:val="single" w:sz="16" w:space="7" w:color="E87522"/>
+        </w:pBdr>
       </w:pPr>
       <w:r>
         <w:rPr>
           <w:rFonts w:ascii="Hiragino Sans GB" w:hAnsi="Hiragino Sans GB" w:eastAsia="Hiragino Sans GB"/>
-          <w:i/>
-          <w:color w:val="666666"/>
-          <w:sz w:val="22"/>
+          <w:color w:val="595959"/>
+          <w:sz w:val="21"/>
         </w:rPr>
-        <w:t>温度调分布，`Top-k` 数名额，`Top-p` 看累计。</w:t>
+        <w:t>温度调分布，</w:t>
+      </w:r>
+      <w:r>
+        <w:rPr>
+          <w:rFonts w:ascii="Menlo" w:hAnsi="Menlo" w:eastAsia="Menlo"/>
+          <w:color w:val="C85D12"/>
+          <w:sz w:val="20"/>
+          <w:shd w:val="clear" w:color="auto" w:fill="FFF3E6"/>
+        </w:rPr>
+        <w:t>Top-k</w:t>
+      </w:r>
+      <w:r>
+        <w:rPr>
+          <w:rFonts w:ascii="Hiragino Sans GB" w:hAnsi="Hiragino Sans GB" w:eastAsia="Hiragino Sans GB"/>
+          <w:color w:val="595959"/>
+          <w:sz w:val="21"/>
+        </w:rPr>
+        <w:t xml:space="preserve"> 数名额，</w:t>
+      </w:r>
+      <w:r>
+        <w:rPr>
+          <w:rFonts w:ascii="Menlo" w:hAnsi="Menlo" w:eastAsia="Menlo"/>
+          <w:color w:val="C85D12"/>
+          <w:sz w:val="20"/>
+          <w:shd w:val="clear" w:color="auto" w:fill="FFF3E6"/>
+        </w:rPr>
+        <w:t>Top-p</w:t>
+      </w:r>
+      <w:r>
+        <w:rPr>
+          <w:rFonts w:ascii="Hiragino Sans GB" w:hAnsi="Hiragino Sans GB" w:eastAsia="Hiragino Sans GB"/>
+          <w:color w:val="595959"/>
+          <w:sz w:val="21"/>
+        </w:rPr>
+        <w:t xml:space="preserve"> 看累计。</w:t>
       </w:r>
     </w:p>
     <w:p>
@@ -1445,6 +1571,8 @@
       <w:r>
         <w:rPr>
           <w:rFonts w:ascii="Hiragino Sans GB" w:hAnsi="Hiragino Sans GB" w:eastAsia="Hiragino Sans GB"/>
+          <w:b/>
+          <w:color w:val="20252B"/>
           <w:sz w:val="25"/>
         </w:rPr>
         <w:t>常见追问</w:t>
@@ -1453,8 +1581,8 @@
     <w:p>
       <w:pPr>
         <w:widowControl/>
-        <w:spacing w:before="0" w:after="140" w:line="355" w:lineRule="auto"/>
-        <w:ind w:firstLine="440"/>
+        <w:spacing w:before="0" w:after="180" w:line="420" w:lineRule="auto"/>
+        <w:jc w:val="both"/>
       </w:pPr>
       <w:r>
         <w:rPr>
@@ -1471,6 +1599,8 @@
       <w:r>
         <w:rPr>
           <w:rFonts w:ascii="Hiragino Sans GB" w:hAnsi="Hiragino Sans GB" w:eastAsia="Hiragino Sans GB"/>
+          <w:b/>
+          <w:color w:val="20252B"/>
           <w:sz w:val="25"/>
         </w:rPr>
         <w:t>失分点</w:t>
@@ -1479,8 +1609,8 @@
     <w:p>
       <w:pPr>
         <w:widowControl/>
-        <w:spacing w:before="0" w:after="140" w:line="355" w:lineRule="auto"/>
-        <w:ind w:firstLine="440"/>
+        <w:spacing w:before="0" w:after="180" w:line="420" w:lineRule="auto"/>
+        <w:jc w:val="both"/>
       </w:pPr>
       <w:r>
         <w:rPr>
@@ -1497,7 +1627,9 @@
       <w:r>
         <w:rPr>
           <w:rFonts w:ascii="Hiragino Sans GB" w:hAnsi="Hiragino Sans GB" w:eastAsia="Hiragino Sans GB"/>
-          <w:sz w:val="29"/>
+          <w:b/>
+          <w:color w:val="C85D12"/>
+          <w:sz w:val="30"/>
         </w:rPr>
         <w:t>问题 6：这条通知的幻觉应怎样定位和治理？</w:t>
       </w:r>
@@ -1509,6 +1641,8 @@
       <w:r>
         <w:rPr>
           <w:rFonts w:ascii="Hiragino Sans GB" w:hAnsi="Hiragino Sans GB" w:eastAsia="Hiragino Sans GB"/>
+          <w:b/>
+          <w:color w:val="20252B"/>
           <w:sz w:val="25"/>
         </w:rPr>
         <w:t>原理</w:t>
@@ -1518,8 +1652,8 @@
       <w:pPr>
         <w:keepNext/>
         <w:widowControl/>
-        <w:spacing w:before="0" w:after="140" w:line="355" w:lineRule="auto"/>
-        <w:ind w:firstLine="440"/>
+        <w:spacing w:before="0" w:after="180" w:line="420" w:lineRule="auto"/>
+        <w:jc w:val="both"/>
       </w:pPr>
       <w:r>
         <w:rPr>
@@ -1538,8 +1672,8 @@
       <w:r>
         <w:drawing>
           <wp:inline xmlns:a="http://schemas.openxmlformats.org/drawingml/2006/main" xmlns:pic="http://schemas.openxmlformats.org/drawingml/2006/picture">
-            <wp:extent cx="6236208" cy="4157472"/>
-            <wp:docPr id="5" name="Picture 5" descr="大语言模型可靠性护栏" title="大语言模型可靠性护栏"/>
+            <wp:extent cx="5989320" cy="3992879"/>
+            <wp:docPr id="4" name="Picture 4" descr="大语言模型可靠性护栏" title="大语言模型可靠性护栏"/>
             <wp:cNvGraphicFramePr>
               <a:graphicFrameLocks noChangeAspect="1"/>
             </wp:cNvGraphicFramePr>
@@ -1551,7 +1685,7 @@
                     <pic:cNvPicPr/>
                   </pic:nvPicPr>
                   <pic:blipFill>
-                    <a:blip r:embed="rId14"/>
+                    <a:blip r:embed="rId13"/>
                     <a:stretch>
                       <a:fillRect/>
                     </a:stretch>
@@ -1559,7 +1693,7 @@
                   <pic:spPr>
                     <a:xfrm>
                       <a:off x="0" y="0"/>
-                      <a:ext cx="6236208" cy="4157472"/>
+                      <a:ext cx="5989320" cy="3992879"/>
                     </a:xfrm>
                     <a:prstGeom prst="rect"/>
                   </pic:spPr>
@@ -1577,6 +1711,8 @@
       <w:r>
         <w:rPr>
           <w:rFonts w:ascii="Hiragino Sans GB" w:hAnsi="Hiragino Sans GB" w:eastAsia="Hiragino Sans GB"/>
+          <w:b/>
+          <w:color w:val="20252B"/>
           <w:sz w:val="25"/>
         </w:rPr>
         <w:t>答题点</w:t>
@@ -1584,12 +1720,14 @@
     </w:p>
     <w:p>
       <w:pPr>
-        <w:spacing w:after="100" w:line="341" w:lineRule="auto"/>
+        <w:spacing w:after="100" w:line="396" w:lineRule="auto"/>
         <w:ind w:left="504" w:hanging="259"/>
       </w:pPr>
       <w:r>
         <w:rPr>
           <w:rFonts w:ascii="Hiragino Sans GB" w:hAnsi="Hiragino Sans GB" w:eastAsia="Hiragino Sans GB"/>
+          <w:b/>
+          <w:color w:val="C85D12"/>
           <w:sz w:val="22"/>
         </w:rPr>
         <w:t xml:space="preserve">1. </w:t>
@@ -1604,12 +1742,14 @@
     </w:p>
     <w:p>
       <w:pPr>
-        <w:spacing w:after="100" w:line="341" w:lineRule="auto"/>
+        <w:spacing w:after="100" w:line="396" w:lineRule="auto"/>
         <w:ind w:left="504" w:hanging="259"/>
       </w:pPr>
       <w:r>
         <w:rPr>
           <w:rFonts w:ascii="Hiragino Sans GB" w:hAnsi="Hiragino Sans GB" w:eastAsia="Hiragino Sans GB"/>
+          <w:b/>
+          <w:color w:val="C85D12"/>
           <w:sz w:val="22"/>
         </w:rPr>
         <w:t xml:space="preserve">2. </w:t>
@@ -1624,12 +1764,14 @@
     </w:p>
     <w:p>
       <w:pPr>
-        <w:spacing w:after="100" w:line="341" w:lineRule="auto"/>
+        <w:spacing w:after="100" w:line="396" w:lineRule="auto"/>
         <w:ind w:left="504" w:hanging="259"/>
       </w:pPr>
       <w:r>
         <w:rPr>
           <w:rFonts w:ascii="Hiragino Sans GB" w:hAnsi="Hiragino Sans GB" w:eastAsia="Hiragino Sans GB"/>
+          <w:b/>
+          <w:color w:val="C85D12"/>
           <w:sz w:val="22"/>
         </w:rPr>
         <w:t xml:space="preserve">3. </w:t>
@@ -1649,6 +1791,8 @@
       <w:r>
         <w:rPr>
           <w:rFonts w:ascii="Hiragino Sans GB" w:hAnsi="Hiragino Sans GB" w:eastAsia="Hiragino Sans GB"/>
+          <w:b/>
+          <w:color w:val="20252B"/>
           <w:sz w:val="25"/>
         </w:rPr>
         <w:t>记忆点</w:t>
@@ -1656,15 +1800,18 @@
     </w:p>
     <w:p>
       <w:pPr>
-        <w:spacing w:before="80" w:after="160" w:line="331" w:lineRule="auto"/>
+        <w:spacing w:before="80" w:after="160" w:line="372" w:lineRule="auto"/>
         <w:ind w:left="605" w:right="288"/>
+        <w:shd w:val="clear" w:color="auto" w:fill="FFF9F2"/>
+        <w:pBdr>
+          <w:left w:val="single" w:sz="16" w:space="7" w:color="E87522"/>
+        </w:pBdr>
       </w:pPr>
       <w:r>
         <w:rPr>
           <w:rFonts w:ascii="Hiragino Sans GB" w:hAnsi="Hiragino Sans GB" w:eastAsia="Hiragino Sans GB"/>
-          <w:i/>
-          <w:color w:val="666666"/>
-          <w:sz w:val="22"/>
+          <w:color w:val="595959"/>
+          <w:sz w:val="21"/>
         </w:rPr>
         <w:t>旧值要辨，缺值留白，动作别乱报。</w:t>
       </w:r>
@@ -1676,6 +1823,8 @@
       <w:r>
         <w:rPr>
           <w:rFonts w:ascii="Hiragino Sans GB" w:hAnsi="Hiragino Sans GB" w:eastAsia="Hiragino Sans GB"/>
+          <w:b/>
+          <w:color w:val="20252B"/>
           <w:sz w:val="25"/>
         </w:rPr>
         <w:t>常见追问</w:t>
@@ -1684,8 +1833,8 @@
     <w:p>
       <w:pPr>
         <w:widowControl/>
-        <w:spacing w:before="0" w:after="140" w:line="355" w:lineRule="auto"/>
-        <w:ind w:firstLine="440"/>
+        <w:spacing w:before="0" w:after="180" w:line="420" w:lineRule="auto"/>
+        <w:jc w:val="both"/>
       </w:pPr>
       <w:r>
         <w:rPr>
@@ -1702,6 +1851,8 @@
       <w:r>
         <w:rPr>
           <w:rFonts w:ascii="Hiragino Sans GB" w:hAnsi="Hiragino Sans GB" w:eastAsia="Hiragino Sans GB"/>
+          <w:b/>
+          <w:color w:val="20252B"/>
           <w:sz w:val="25"/>
         </w:rPr>
         <w:t>失分点</w:t>
@@ -1710,8 +1861,8 @@
     <w:p>
       <w:pPr>
         <w:widowControl/>
-        <w:spacing w:before="0" w:after="140" w:line="355" w:lineRule="auto"/>
-        <w:ind w:firstLine="440"/>
+        <w:spacing w:before="0" w:after="180" w:line="420" w:lineRule="auto"/>
+        <w:jc w:val="both"/>
       </w:pPr>
       <w:r>
         <w:rPr>
@@ -1728,7 +1879,9 @@
       <w:r>
         <w:rPr>
           <w:rFonts w:ascii="Hiragino Sans GB" w:hAnsi="Hiragino Sans GB" w:eastAsia="Hiragino Sans GB"/>
-          <w:sz w:val="29"/>
+          <w:b/>
+          <w:color w:val="C85D12"/>
+          <w:sz w:val="30"/>
         </w:rPr>
         <w:t>问题 7：结构化输出格式正确，为什么还会写错通知？</w:t>
       </w:r>
@@ -1740,6 +1893,8 @@
       <w:r>
         <w:rPr>
           <w:rFonts w:ascii="Hiragino Sans GB" w:hAnsi="Hiragino Sans GB" w:eastAsia="Hiragino Sans GB"/>
+          <w:b/>
+          <w:color w:val="20252B"/>
           <w:sz w:val="25"/>
         </w:rPr>
         <w:t>原理</w:t>
@@ -1749,8 +1904,8 @@
       <w:pPr>
         <w:keepNext/>
         <w:widowControl/>
-        <w:spacing w:before="0" w:after="140" w:line="355" w:lineRule="auto"/>
-        <w:ind w:firstLine="440"/>
+        <w:spacing w:before="0" w:after="180" w:line="420" w:lineRule="auto"/>
+        <w:jc w:val="both"/>
       </w:pPr>
       <w:r>
         <w:rPr>
@@ -1762,8 +1917,9 @@
       <w:r>
         <w:rPr>
           <w:rFonts w:ascii="Menlo" w:hAnsi="Menlo" w:eastAsia="Menlo"/>
-          <w:color w:val="253858"/>
+          <w:color w:val="C85D12"/>
           <w:sz w:val="21"/>
+          <w:shd w:val="clear" w:color="auto" w:fill="FFF3E6"/>
         </w:rPr>
         <w:t>time</w:t>
       </w:r>
@@ -1777,8 +1933,9 @@
       <w:r>
         <w:rPr>
           <w:rFonts w:ascii="Menlo" w:hAnsi="Menlo" w:eastAsia="Menlo"/>
-          <w:color w:val="253858"/>
+          <w:color w:val="C85D12"/>
           <w:sz w:val="21"/>
+          <w:shd w:val="clear" w:color="auto" w:fill="FFF3E6"/>
         </w:rPr>
         <w:t>status</w:t>
       </w:r>
@@ -1827,6 +1984,8 @@
       <w:r>
         <w:rPr>
           <w:rFonts w:ascii="Hiragino Sans GB" w:hAnsi="Hiragino Sans GB" w:eastAsia="Hiragino Sans GB"/>
+          <w:b/>
+          <w:color w:val="20252B"/>
           <w:sz w:val="25"/>
         </w:rPr>
         <w:t>答题点</w:t>
@@ -1834,12 +1993,14 @@
     </w:p>
     <w:p>
       <w:pPr>
-        <w:spacing w:after="100" w:line="341" w:lineRule="auto"/>
+        <w:spacing w:after="100" w:line="396" w:lineRule="auto"/>
         <w:ind w:left="504" w:hanging="259"/>
       </w:pPr>
       <w:r>
         <w:rPr>
           <w:rFonts w:ascii="Hiragino Sans GB" w:hAnsi="Hiragino Sans GB" w:eastAsia="Hiragino Sans GB"/>
+          <w:b/>
+          <w:color w:val="C85D12"/>
           <w:sz w:val="22"/>
         </w:rPr>
         <w:t xml:space="preserve">1. </w:t>
@@ -1854,8 +2015,9 @@
       <w:r>
         <w:rPr>
           <w:rFonts w:ascii="Menlo" w:hAnsi="Menlo" w:eastAsia="Menlo"/>
-          <w:color w:val="253858"/>
+          <w:color w:val="C85D12"/>
           <w:sz w:val="21"/>
+          <w:shd w:val="clear" w:color="auto" w:fill="FFF3E6"/>
         </w:rPr>
         <w:t>time=16:00-17:00</w:t>
       </w:r>
@@ -1869,8 +2031,9 @@
       <w:r>
         <w:rPr>
           <w:rFonts w:ascii="Menlo" w:hAnsi="Menlo" w:eastAsia="Menlo"/>
-          <w:color w:val="253858"/>
+          <w:color w:val="C85D12"/>
           <w:sz w:val="21"/>
+          <w:shd w:val="clear" w:color="auto" w:fill="FFF3E6"/>
         </w:rPr>
         <w:t>mode=线上</w:t>
       </w:r>
@@ -1884,8 +2047,9 @@
       <w:r>
         <w:rPr>
           <w:rFonts w:ascii="Menlo" w:hAnsi="Menlo" w:eastAsia="Menlo"/>
-          <w:color w:val="253858"/>
+          <w:color w:val="C85D12"/>
           <w:sz w:val="21"/>
+          <w:shd w:val="clear" w:color="auto" w:fill="FFF3E6"/>
         </w:rPr>
         <w:t>link=null</w:t>
       </w:r>
@@ -1899,8 +2063,9 @@
       <w:r>
         <w:rPr>
           <w:rFonts w:ascii="Menlo" w:hAnsi="Menlo" w:eastAsia="Menlo"/>
-          <w:color w:val="253858"/>
+          <w:color w:val="C85D12"/>
           <w:sz w:val="21"/>
+          <w:shd w:val="clear" w:color="auto" w:fill="FFF3E6"/>
         </w:rPr>
         <w:t>status=draft_only</w:t>
       </w:r>
@@ -1914,12 +2079,14 @@
     </w:p>
     <w:p>
       <w:pPr>
-        <w:spacing w:after="100" w:line="341" w:lineRule="auto"/>
+        <w:spacing w:after="100" w:line="396" w:lineRule="auto"/>
         <w:ind w:left="504" w:hanging="259"/>
       </w:pPr>
       <w:r>
         <w:rPr>
           <w:rFonts w:ascii="Hiragino Sans GB" w:hAnsi="Hiragino Sans GB" w:eastAsia="Hiragino Sans GB"/>
+          <w:b/>
+          <w:color w:val="C85D12"/>
           <w:sz w:val="22"/>
         </w:rPr>
         <w:t xml:space="preserve">2. </w:t>
@@ -1934,12 +2101,14 @@
     </w:p>
     <w:p>
       <w:pPr>
-        <w:spacing w:after="100" w:line="341" w:lineRule="auto"/>
+        <w:spacing w:after="100" w:line="396" w:lineRule="auto"/>
         <w:ind w:left="504" w:hanging="259"/>
       </w:pPr>
       <w:r>
         <w:rPr>
           <w:rFonts w:ascii="Hiragino Sans GB" w:hAnsi="Hiragino Sans GB" w:eastAsia="Hiragino Sans GB"/>
+          <w:b/>
+          <w:color w:val="C85D12"/>
           <w:sz w:val="22"/>
         </w:rPr>
         <w:t xml:space="preserve">3. </w:t>
@@ -1959,6 +2128,8 @@
       <w:r>
         <w:rPr>
           <w:rFonts w:ascii="Hiragino Sans GB" w:hAnsi="Hiragino Sans GB" w:eastAsia="Hiragino Sans GB"/>
+          <w:b/>
+          <w:color w:val="20252B"/>
           <w:sz w:val="25"/>
         </w:rPr>
         <w:t>记忆点</w:t>
@@ -1966,15 +2137,18 @@
     </w:p>
     <w:p>
       <w:pPr>
-        <w:spacing w:before="80" w:after="160" w:line="331" w:lineRule="auto"/>
+        <w:spacing w:before="80" w:after="160" w:line="372" w:lineRule="auto"/>
         <w:ind w:left="605" w:right="288"/>
+        <w:shd w:val="clear" w:color="auto" w:fill="FFF9F2"/>
+        <w:pBdr>
+          <w:left w:val="single" w:sz="16" w:space="7" w:color="E87522"/>
+        </w:pBdr>
       </w:pPr>
       <w:r>
         <w:rPr>
           <w:rFonts w:ascii="Hiragino Sans GB" w:hAnsi="Hiragino Sans GB" w:eastAsia="Hiragino Sans GB"/>
-          <w:i/>
-          <w:color w:val="666666"/>
-          <w:sz w:val="22"/>
+          <w:color w:val="595959"/>
+          <w:sz w:val="21"/>
         </w:rPr>
         <w:t>字段长得对，还得看值从哪儿来。</w:t>
       </w:r>
@@ -1986,6 +2160,8 @@
       <w:r>
         <w:rPr>
           <w:rFonts w:ascii="Hiragino Sans GB" w:hAnsi="Hiragino Sans GB" w:eastAsia="Hiragino Sans GB"/>
+          <w:b/>
+          <w:color w:val="20252B"/>
           <w:sz w:val="25"/>
         </w:rPr>
         <w:t>常见追问</w:t>
@@ -1994,8 +2170,8 @@
     <w:p>
       <w:pPr>
         <w:widowControl/>
-        <w:spacing w:before="0" w:after="140" w:line="355" w:lineRule="auto"/>
-        <w:ind w:firstLine="440"/>
+        <w:spacing w:before="0" w:after="180" w:line="420" w:lineRule="auto"/>
+        <w:jc w:val="both"/>
       </w:pPr>
       <w:r>
         <w:rPr>
@@ -2007,8 +2183,9 @@
       <w:r>
         <w:rPr>
           <w:rFonts w:ascii="Menlo" w:hAnsi="Menlo" w:eastAsia="Menlo"/>
-          <w:color w:val="253858"/>
+          <w:color w:val="C85D12"/>
           <w:sz w:val="21"/>
+          <w:shd w:val="clear" w:color="auto" w:fill="FFF3E6"/>
         </w:rPr>
         <w:t>JSON Schema</w:t>
       </w:r>
@@ -2027,6 +2204,8 @@
       <w:r>
         <w:rPr>
           <w:rFonts w:ascii="Hiragino Sans GB" w:hAnsi="Hiragino Sans GB" w:eastAsia="Hiragino Sans GB"/>
+          <w:b/>
+          <w:color w:val="20252B"/>
           <w:sz w:val="25"/>
         </w:rPr>
         <w:t>失分点</w:t>
@@ -2035,8 +2214,8 @@
     <w:p>
       <w:pPr>
         <w:widowControl/>
-        <w:spacing w:before="0" w:after="140" w:line="355" w:lineRule="auto"/>
-        <w:ind w:firstLine="440"/>
+        <w:spacing w:before="0" w:after="180" w:line="420" w:lineRule="auto"/>
+        <w:jc w:val="both"/>
       </w:pPr>
       <w:r>
         <w:rPr>
@@ -2048,8 +2227,9 @@
       <w:r>
         <w:rPr>
           <w:rFonts w:ascii="Menlo" w:hAnsi="Menlo" w:eastAsia="Menlo"/>
-          <w:color w:val="253858"/>
+          <w:color w:val="C85D12"/>
           <w:sz w:val="21"/>
+          <w:shd w:val="clear" w:color="auto" w:fill="FFF3E6"/>
         </w:rPr>
         <w:t>JSON</w:t>
       </w:r>
@@ -2068,22 +2248,28 @@
       <w:r>
         <w:rPr>
           <w:rFonts w:ascii="Hiragino Sans GB" w:hAnsi="Hiragino Sans GB" w:eastAsia="Hiragino Sans GB"/>
-          <w:sz w:val="29"/>
+          <w:b/>
+          <w:color w:val="C85D12"/>
+          <w:sz w:val="30"/>
         </w:rPr>
         <w:t>问题 8：</w:t>
       </w:r>
       <w:r>
         <w:rPr>
           <w:rFonts w:ascii="Menlo" w:hAnsi="Menlo" w:eastAsia="Menlo"/>
-          <w:color w:val="253858"/>
+          <w:b/>
+          <w:color w:val="C85D12"/>
           <w:sz w:val="28"/>
+          <w:shd w:val="clear" w:color="auto" w:fill="FFF3E6"/>
         </w:rPr>
         <w:t>KV Cache</w:t>
       </w:r>
       <w:r>
         <w:rPr>
           <w:rFonts w:ascii="Hiragino Sans GB" w:hAnsi="Hiragino Sans GB" w:eastAsia="Hiragino Sans GB"/>
-          <w:sz w:val="29"/>
+          <w:b/>
+          <w:color w:val="C85D12"/>
+          <w:sz w:val="30"/>
         </w:rPr>
         <w:t xml:space="preserve"> 与提示缓存有什么区别？</w:t>
       </w:r>
@@ -2095,6 +2281,8 @@
       <w:r>
         <w:rPr>
           <w:rFonts w:ascii="Hiragino Sans GB" w:hAnsi="Hiragino Sans GB" w:eastAsia="Hiragino Sans GB"/>
+          <w:b/>
+          <w:color w:val="20252B"/>
           <w:sz w:val="25"/>
         </w:rPr>
         <w:t>原理</w:t>
@@ -2104,14 +2292,15 @@
       <w:pPr>
         <w:keepNext/>
         <w:widowControl/>
-        <w:spacing w:before="0" w:after="140" w:line="355" w:lineRule="auto"/>
-        <w:ind w:firstLine="440"/>
+        <w:spacing w:before="0" w:after="180" w:line="420" w:lineRule="auto"/>
+        <w:jc w:val="both"/>
       </w:pPr>
       <w:r>
         <w:rPr>
           <w:rFonts w:ascii="Menlo" w:hAnsi="Menlo" w:eastAsia="Menlo"/>
-          <w:color w:val="253858"/>
+          <w:color w:val="C85D12"/>
           <w:sz w:val="21"/>
+          <w:shd w:val="clear" w:color="auto" w:fill="FFF3E6"/>
         </w:rPr>
         <w:t>KV Cache</w:t>
       </w:r>
@@ -2130,6 +2319,8 @@
       <w:r>
         <w:rPr>
           <w:rFonts w:ascii="Hiragino Sans GB" w:hAnsi="Hiragino Sans GB" w:eastAsia="Hiragino Sans GB"/>
+          <w:b/>
+          <w:color w:val="20252B"/>
           <w:sz w:val="25"/>
         </w:rPr>
         <w:t>答题点</w:t>
@@ -2137,12 +2328,14 @@
     </w:p>
     <w:p>
       <w:pPr>
-        <w:spacing w:after="100" w:line="341" w:lineRule="auto"/>
+        <w:spacing w:after="100" w:line="396" w:lineRule="auto"/>
         <w:ind w:left="504" w:hanging="259"/>
       </w:pPr>
       <w:r>
         <w:rPr>
           <w:rFonts w:ascii="Hiragino Sans GB" w:hAnsi="Hiragino Sans GB" w:eastAsia="Hiragino Sans GB"/>
+          <w:b/>
+          <w:color w:val="C85D12"/>
           <w:sz w:val="22"/>
         </w:rPr>
         <w:t xml:space="preserve">1. </w:t>
@@ -2157,8 +2350,9 @@
       <w:r>
         <w:rPr>
           <w:rFonts w:ascii="Menlo" w:hAnsi="Menlo" w:eastAsia="Menlo"/>
-          <w:color w:val="253858"/>
+          <w:color w:val="C85D12"/>
           <w:sz w:val="21"/>
+          <w:shd w:val="clear" w:color="auto" w:fill="FFF3E6"/>
         </w:rPr>
         <w:t>token</w:t>
       </w:r>
@@ -2172,12 +2366,14 @@
     </w:p>
     <w:p>
       <w:pPr>
-        <w:spacing w:after="100" w:line="341" w:lineRule="auto"/>
+        <w:spacing w:after="100" w:line="396" w:lineRule="auto"/>
         <w:ind w:left="504" w:hanging="259"/>
       </w:pPr>
       <w:r>
         <w:rPr>
           <w:rFonts w:ascii="Hiragino Sans GB" w:hAnsi="Hiragino Sans GB" w:eastAsia="Hiragino Sans GB"/>
+          <w:b/>
+          <w:color w:val="C85D12"/>
           <w:sz w:val="22"/>
         </w:rPr>
         <w:t xml:space="preserve">2. </w:t>
@@ -2192,12 +2388,14 @@
     </w:p>
     <w:p>
       <w:pPr>
-        <w:spacing w:after="100" w:line="341" w:lineRule="auto"/>
+        <w:spacing w:after="100" w:line="396" w:lineRule="auto"/>
         <w:ind w:left="504" w:hanging="259"/>
       </w:pPr>
       <w:r>
         <w:rPr>
           <w:rFonts w:ascii="Hiragino Sans GB" w:hAnsi="Hiragino Sans GB" w:eastAsia="Hiragino Sans GB"/>
+          <w:b/>
+          <w:color w:val="C85D12"/>
           <w:sz w:val="22"/>
         </w:rPr>
         <w:t xml:space="preserve">3. </w:t>
@@ -2217,6 +2415,8 @@
       <w:r>
         <w:rPr>
           <w:rFonts w:ascii="Hiragino Sans GB" w:hAnsi="Hiragino Sans GB" w:eastAsia="Hiragino Sans GB"/>
+          <w:b/>
+          <w:color w:val="20252B"/>
           <w:sz w:val="25"/>
         </w:rPr>
         <w:t>记忆点</w:t>
@@ -2224,15 +2424,18 @@
     </w:p>
     <w:p>
       <w:pPr>
-        <w:spacing w:before="80" w:after="160" w:line="331" w:lineRule="auto"/>
+        <w:spacing w:before="80" w:after="160" w:line="372" w:lineRule="auto"/>
         <w:ind w:left="605" w:right="288"/>
+        <w:shd w:val="clear" w:color="auto" w:fill="FFF9F2"/>
+        <w:pBdr>
+          <w:left w:val="single" w:sz="16" w:space="7" w:color="E87522"/>
+        </w:pBdr>
       </w:pPr>
       <w:r>
         <w:rPr>
           <w:rFonts w:ascii="Hiragino Sans GB" w:hAnsi="Hiragino Sans GB" w:eastAsia="Hiragino Sans GB"/>
-          <w:i/>
-          <w:color w:val="666666"/>
-          <w:sz w:val="22"/>
+          <w:color w:val="595959"/>
+          <w:sz w:val="21"/>
         </w:rPr>
         <w:t>同次续写省重算，跨次共用省前缀。</w:t>
       </w:r>
@@ -2244,6 +2447,8 @@
       <w:r>
         <w:rPr>
           <w:rFonts w:ascii="Hiragino Sans GB" w:hAnsi="Hiragino Sans GB" w:eastAsia="Hiragino Sans GB"/>
+          <w:b/>
+          <w:color w:val="20252B"/>
           <w:sz w:val="25"/>
         </w:rPr>
         <w:t>常见追问</w:t>
@@ -2252,8 +2457,8 @@
     <w:p>
       <w:pPr>
         <w:widowControl/>
-        <w:spacing w:before="0" w:after="140" w:line="355" w:lineRule="auto"/>
-        <w:ind w:firstLine="440"/>
+        <w:spacing w:before="0" w:after="180" w:line="420" w:lineRule="auto"/>
+        <w:jc w:val="both"/>
       </w:pPr>
       <w:r>
         <w:rPr>
@@ -2270,6 +2475,8 @@
       <w:r>
         <w:rPr>
           <w:rFonts w:ascii="Hiragino Sans GB" w:hAnsi="Hiragino Sans GB" w:eastAsia="Hiragino Sans GB"/>
+          <w:b/>
+          <w:color w:val="20252B"/>
           <w:sz w:val="25"/>
         </w:rPr>
         <w:t>失分点</w:t>
@@ -2278,8 +2485,8 @@
     <w:p>
       <w:pPr>
         <w:widowControl/>
-        <w:spacing w:before="0" w:after="140" w:line="355" w:lineRule="auto"/>
-        <w:ind w:firstLine="440"/>
+        <w:spacing w:before="0" w:after="180" w:line="420" w:lineRule="auto"/>
+        <w:jc w:val="both"/>
       </w:pPr>
       <w:r>
         <w:rPr>
@@ -2291,8 +2498,9 @@
       <w:r>
         <w:rPr>
           <w:rFonts w:ascii="Menlo" w:hAnsi="Menlo" w:eastAsia="Menlo"/>
-          <w:color w:val="253858"/>
+          <w:color w:val="C85D12"/>
           <w:sz w:val="21"/>
+          <w:shd w:val="clear" w:color="auto" w:fill="FFF3E6"/>
         </w:rPr>
         <w:t>token</w:t>
       </w:r>
@@ -2311,7 +2519,9 @@
       <w:r>
         <w:rPr>
           <w:rFonts w:ascii="Hiragino Sans GB" w:hAnsi="Hiragino Sans GB" w:eastAsia="Hiragino Sans GB"/>
-          <w:sz w:val="29"/>
+          <w:b/>
+          <w:color w:val="C85D12"/>
+          <w:sz w:val="30"/>
         </w:rPr>
         <w:t>问题 9：怎样为这项任务设计一组有用的评测？</w:t>
       </w:r>
@@ -2323,6 +2533,8 @@
       <w:r>
         <w:rPr>
           <w:rFonts w:ascii="Hiragino Sans GB" w:hAnsi="Hiragino Sans GB" w:eastAsia="Hiragino Sans GB"/>
+          <w:b/>
+          <w:color w:val="20252B"/>
           <w:sz w:val="25"/>
         </w:rPr>
         <w:t>原理</w:t>
@@ -2332,8 +2544,8 @@
       <w:pPr>
         <w:keepNext/>
         <w:widowControl/>
-        <w:spacing w:before="0" w:after="140" w:line="355" w:lineRule="auto"/>
-        <w:ind w:firstLine="440"/>
+        <w:spacing w:before="0" w:after="180" w:line="420" w:lineRule="auto"/>
+        <w:jc w:val="both"/>
       </w:pPr>
       <w:r>
         <w:rPr>
@@ -2350,6 +2562,8 @@
       <w:r>
         <w:rPr>
           <w:rFonts w:ascii="Hiragino Sans GB" w:hAnsi="Hiragino Sans GB" w:eastAsia="Hiragino Sans GB"/>
+          <w:b/>
+          <w:color w:val="20252B"/>
           <w:sz w:val="25"/>
         </w:rPr>
         <w:t>答题点</w:t>
@@ -2357,12 +2571,14 @@
     </w:p>
     <w:p>
       <w:pPr>
-        <w:spacing w:after="100" w:line="341" w:lineRule="auto"/>
+        <w:spacing w:after="100" w:line="396" w:lineRule="auto"/>
         <w:ind w:left="504" w:hanging="259"/>
       </w:pPr>
       <w:r>
         <w:rPr>
           <w:rFonts w:ascii="Hiragino Sans GB" w:hAnsi="Hiragino Sans GB" w:eastAsia="Hiragino Sans GB"/>
+          <w:b/>
+          <w:color w:val="C85D12"/>
           <w:sz w:val="22"/>
         </w:rPr>
         <w:t xml:space="preserve">1. </w:t>
@@ -2377,12 +2593,14 @@
     </w:p>
     <w:p>
       <w:pPr>
-        <w:spacing w:after="100" w:line="341" w:lineRule="auto"/>
+        <w:spacing w:after="100" w:line="396" w:lineRule="auto"/>
         <w:ind w:left="504" w:hanging="259"/>
       </w:pPr>
       <w:r>
         <w:rPr>
           <w:rFonts w:ascii="Hiragino Sans GB" w:hAnsi="Hiragino Sans GB" w:eastAsia="Hiragino Sans GB"/>
+          <w:b/>
+          <w:color w:val="C85D12"/>
           <w:sz w:val="22"/>
         </w:rPr>
         <w:t xml:space="preserve">2. </w:t>
@@ -2397,12 +2615,14 @@
     </w:p>
     <w:p>
       <w:pPr>
-        <w:spacing w:after="100" w:line="341" w:lineRule="auto"/>
+        <w:spacing w:after="100" w:line="396" w:lineRule="auto"/>
         <w:ind w:left="504" w:hanging="259"/>
       </w:pPr>
       <w:r>
         <w:rPr>
           <w:rFonts w:ascii="Hiragino Sans GB" w:hAnsi="Hiragino Sans GB" w:eastAsia="Hiragino Sans GB"/>
+          <w:b/>
+          <w:color w:val="C85D12"/>
           <w:sz w:val="22"/>
         </w:rPr>
         <w:t xml:space="preserve">3. </w:t>
@@ -2418,8 +2638,8 @@
     <w:p>
       <w:pPr>
         <w:widowControl/>
-        <w:spacing w:before="0" w:after="140" w:line="355" w:lineRule="auto"/>
-        <w:ind w:firstLine="440"/>
+        <w:spacing w:before="0" w:after="180" w:line="420" w:lineRule="auto"/>
+        <w:jc w:val="both"/>
       </w:pPr>
       <w:r>
         <w:rPr>
@@ -2436,6 +2656,8 @@
       <w:r>
         <w:rPr>
           <w:rFonts w:ascii="Hiragino Sans GB" w:hAnsi="Hiragino Sans GB" w:eastAsia="Hiragino Sans GB"/>
+          <w:b/>
+          <w:color w:val="20252B"/>
           <w:sz w:val="25"/>
         </w:rPr>
         <w:t>记忆点</w:t>
@@ -2443,15 +2665,18 @@
     </w:p>
     <w:p>
       <w:pPr>
-        <w:spacing w:before="80" w:after="160" w:line="331" w:lineRule="auto"/>
+        <w:spacing w:before="80" w:after="160" w:line="372" w:lineRule="auto"/>
         <w:ind w:left="605" w:right="288"/>
+        <w:shd w:val="clear" w:color="auto" w:fill="FFF9F2"/>
+        <w:pBdr>
+          <w:left w:val="single" w:sz="16" w:space="7" w:color="E87522"/>
+        </w:pBdr>
       </w:pPr>
       <w:r>
         <w:rPr>
           <w:rFonts w:ascii="Hiragino Sans GB" w:hAnsi="Hiragino Sans GB" w:eastAsia="Hiragino Sans GB"/>
-          <w:i/>
-          <w:color w:val="666666"/>
-          <w:sz w:val="22"/>
+          <w:color w:val="595959"/>
+          <w:sz w:val="21"/>
         </w:rPr>
         <w:t>同一批材料，同一套判据，才能比较版本。</w:t>
       </w:r>
@@ -2463,6 +2688,8 @@
       <w:r>
         <w:rPr>
           <w:rFonts w:ascii="Hiragino Sans GB" w:hAnsi="Hiragino Sans GB" w:eastAsia="Hiragino Sans GB"/>
+          <w:b/>
+          <w:color w:val="20252B"/>
           <w:sz w:val="25"/>
         </w:rPr>
         <w:t>常见追问</w:t>
@@ -2471,8 +2698,8 @@
     <w:p>
       <w:pPr>
         <w:widowControl/>
-        <w:spacing w:before="0" w:after="140" w:line="355" w:lineRule="auto"/>
-        <w:ind w:firstLine="440"/>
+        <w:spacing w:before="0" w:after="180" w:line="420" w:lineRule="auto"/>
+        <w:jc w:val="both"/>
       </w:pPr>
       <w:r>
         <w:rPr>
@@ -2484,8 +2711,9 @@
       <w:r>
         <w:rPr>
           <w:rFonts w:ascii="Menlo" w:hAnsi="Menlo" w:eastAsia="Menlo"/>
-          <w:color w:val="253858"/>
+          <w:color w:val="C85D12"/>
           <w:sz w:val="21"/>
+          <w:shd w:val="clear" w:color="auto" w:fill="FFF3E6"/>
         </w:rPr>
         <w:t>token</w:t>
       </w:r>
@@ -2499,8 +2727,9 @@
       <w:r>
         <w:rPr>
           <w:rFonts w:ascii="Menlo" w:hAnsi="Menlo" w:eastAsia="Menlo"/>
-          <w:color w:val="253858"/>
+          <w:color w:val="C85D12"/>
           <w:sz w:val="21"/>
+          <w:shd w:val="clear" w:color="auto" w:fill="FFF3E6"/>
         </w:rPr>
         <w:t>token</w:t>
       </w:r>
@@ -2519,6 +2748,8 @@
       <w:r>
         <w:rPr>
           <w:rFonts w:ascii="Hiragino Sans GB" w:hAnsi="Hiragino Sans GB" w:eastAsia="Hiragino Sans GB"/>
+          <w:b/>
+          <w:color w:val="20252B"/>
           <w:sz w:val="25"/>
         </w:rPr>
         <w:t>失分点</w:t>
@@ -2527,8 +2758,8 @@
     <w:p>
       <w:pPr>
         <w:widowControl/>
-        <w:spacing w:before="0" w:after="140" w:line="355" w:lineRule="auto"/>
-        <w:ind w:firstLine="440"/>
+        <w:spacing w:before="0" w:after="180" w:line="420" w:lineRule="auto"/>
+        <w:jc w:val="both"/>
       </w:pPr>
       <w:r>
         <w:rPr>
@@ -2545,7 +2776,9 @@
       <w:r>
         <w:rPr>
           <w:rFonts w:ascii="Hiragino Sans GB" w:hAnsi="Hiragino Sans GB" w:eastAsia="Hiragino Sans GB"/>
-          <w:sz w:val="29"/>
+          <w:b/>
+          <w:color w:val="C85D12"/>
+          <w:sz w:val="30"/>
         </w:rPr>
         <w:t>问题 10：输入能并行处理，为什么通知仍要逐步生成？</w:t>
       </w:r>
@@ -2557,6 +2790,8 @@
       <w:r>
         <w:rPr>
           <w:rFonts w:ascii="Hiragino Sans GB" w:hAnsi="Hiragino Sans GB" w:eastAsia="Hiragino Sans GB"/>
+          <w:b/>
+          <w:color w:val="20252B"/>
           <w:sz w:val="25"/>
         </w:rPr>
         <w:t>原理</w:t>
@@ -2566,8 +2801,8 @@
       <w:pPr>
         <w:keepNext/>
         <w:widowControl/>
-        <w:spacing w:before="0" w:after="140" w:line="355" w:lineRule="auto"/>
-        <w:ind w:firstLine="440"/>
+        <w:spacing w:before="0" w:after="180" w:line="420" w:lineRule="auto"/>
+        <w:jc w:val="both"/>
       </w:pPr>
       <w:r>
         <w:rPr>
@@ -2614,6 +2849,8 @@
       <w:r>
         <w:rPr>
           <w:rFonts w:ascii="Hiragino Sans GB" w:hAnsi="Hiragino Sans GB" w:eastAsia="Hiragino Sans GB"/>
+          <w:b/>
+          <w:color w:val="20252B"/>
           <w:sz w:val="25"/>
         </w:rPr>
         <w:t>答题点</w:t>
@@ -2621,12 +2858,14 @@
     </w:p>
     <w:p>
       <w:pPr>
-        <w:spacing w:after="100" w:line="341" w:lineRule="auto"/>
+        <w:spacing w:after="100" w:line="396" w:lineRule="auto"/>
         <w:ind w:left="504" w:hanging="259"/>
       </w:pPr>
       <w:r>
         <w:rPr>
           <w:rFonts w:ascii="Hiragino Sans GB" w:hAnsi="Hiragino Sans GB" w:eastAsia="Hiragino Sans GB"/>
+          <w:b/>
+          <w:color w:val="C85D12"/>
           <w:sz w:val="22"/>
         </w:rPr>
         <w:t xml:space="preserve">1. </w:t>
@@ -2641,12 +2880,14 @@
     </w:p>
     <w:p>
       <w:pPr>
-        <w:spacing w:after="100" w:line="341" w:lineRule="auto"/>
+        <w:spacing w:after="100" w:line="396" w:lineRule="auto"/>
         <w:ind w:left="504" w:hanging="259"/>
       </w:pPr>
       <w:r>
         <w:rPr>
           <w:rFonts w:ascii="Hiragino Sans GB" w:hAnsi="Hiragino Sans GB" w:eastAsia="Hiragino Sans GB"/>
+          <w:b/>
+          <w:color w:val="C85D12"/>
           <w:sz w:val="22"/>
         </w:rPr>
         <w:t xml:space="preserve">2. </w:t>
@@ -2661,12 +2902,14 @@
     </w:p>
     <w:p>
       <w:pPr>
-        <w:spacing w:after="100" w:line="341" w:lineRule="auto"/>
+        <w:spacing w:after="100" w:line="396" w:lineRule="auto"/>
         <w:ind w:left="504" w:hanging="259"/>
       </w:pPr>
       <w:r>
         <w:rPr>
           <w:rFonts w:ascii="Hiragino Sans GB" w:hAnsi="Hiragino Sans GB" w:eastAsia="Hiragino Sans GB"/>
+          <w:b/>
+          <w:color w:val="C85D12"/>
           <w:sz w:val="22"/>
         </w:rPr>
         <w:t xml:space="preserve">3. </w:t>
@@ -2686,6 +2929,8 @@
       <w:r>
         <w:rPr>
           <w:rFonts w:ascii="Hiragino Sans GB" w:hAnsi="Hiragino Sans GB" w:eastAsia="Hiragino Sans GB"/>
+          <w:b/>
+          <w:color w:val="20252B"/>
           <w:sz w:val="25"/>
         </w:rPr>
         <w:t>记忆点</w:t>
@@ -2693,15 +2938,18 @@
     </w:p>
     <w:p>
       <w:pPr>
-        <w:spacing w:before="80" w:after="160" w:line="331" w:lineRule="auto"/>
+        <w:spacing w:before="80" w:after="160" w:line="372" w:lineRule="auto"/>
         <w:ind w:left="605" w:right="288"/>
+        <w:shd w:val="clear" w:color="auto" w:fill="FFF9F2"/>
+        <w:pBdr>
+          <w:left w:val="single" w:sz="16" w:space="7" w:color="E87522"/>
+        </w:pBdr>
       </w:pPr>
       <w:r>
         <w:rPr>
           <w:rFonts w:ascii="Hiragino Sans GB" w:hAnsi="Hiragino Sans GB" w:eastAsia="Hiragino Sans GB"/>
-          <w:i/>
-          <w:color w:val="666666"/>
-          <w:sz w:val="22"/>
+          <w:color w:val="595959"/>
+          <w:sz w:val="21"/>
         </w:rPr>
         <w:t>已知输入可并行读，未知输出得接着写。</w:t>
       </w:r>
@@ -2713,6 +2961,8 @@
       <w:r>
         <w:rPr>
           <w:rFonts w:ascii="Hiragino Sans GB" w:hAnsi="Hiragino Sans GB" w:eastAsia="Hiragino Sans GB"/>
+          <w:b/>
+          <w:color w:val="20252B"/>
           <w:sz w:val="25"/>
         </w:rPr>
         <w:t>常见追问</w:t>
@@ -2721,8 +2971,8 @@
     <w:p>
       <w:pPr>
         <w:widowControl/>
-        <w:spacing w:before="0" w:after="140" w:line="355" w:lineRule="auto"/>
-        <w:ind w:firstLine="440"/>
+        <w:spacing w:before="0" w:after="180" w:line="420" w:lineRule="auto"/>
+        <w:jc w:val="both"/>
       </w:pPr>
       <w:r>
         <w:rPr>
@@ -2734,8 +2984,9 @@
       <w:r>
         <w:rPr>
           <w:rFonts w:ascii="Menlo" w:hAnsi="Menlo" w:eastAsia="Menlo"/>
-          <w:color w:val="253858"/>
+          <w:color w:val="C85D12"/>
           <w:sz w:val="21"/>
+          <w:shd w:val="clear" w:color="auto" w:fill="FFF3E6"/>
         </w:rPr>
         <w:t>KV Cache</w:t>
       </w:r>
@@ -2754,6 +3005,8 @@
       <w:r>
         <w:rPr>
           <w:rFonts w:ascii="Hiragino Sans GB" w:hAnsi="Hiragino Sans GB" w:eastAsia="Hiragino Sans GB"/>
+          <w:b/>
+          <w:color w:val="20252B"/>
           <w:sz w:val="25"/>
         </w:rPr>
         <w:t>失分点</w:t>
@@ -2762,8 +3015,8 @@
     <w:p>
       <w:pPr>
         <w:widowControl/>
-        <w:spacing w:before="0" w:after="140" w:line="355" w:lineRule="auto"/>
-        <w:ind w:firstLine="440"/>
+        <w:spacing w:before="0" w:after="180" w:line="420" w:lineRule="auto"/>
+        <w:jc w:val="both"/>
       </w:pPr>
       <w:r>
         <w:rPr>
@@ -2780,7 +3033,9 @@
       <w:r>
         <w:rPr>
           <w:rFonts w:ascii="Hiragino Sans GB" w:hAnsi="Hiragino Sans GB" w:eastAsia="Hiragino Sans GB"/>
-          <w:sz w:val="29"/>
+          <w:b/>
+          <w:color w:val="C85D12"/>
+          <w:sz w:val="30"/>
         </w:rPr>
         <w:t>面试前的最后一次自检</w:t>
       </w:r>
@@ -2788,8 +3043,8 @@
     <w:p>
       <w:pPr>
         <w:widowControl/>
-        <w:spacing w:before="0" w:after="140" w:line="355" w:lineRule="auto"/>
-        <w:ind w:firstLine="440"/>
+        <w:spacing w:before="0" w:after="180" w:line="420" w:lineRule="auto"/>
+        <w:jc w:val="both"/>
       </w:pPr>
       <w:r>
         <w:rPr>
@@ -2801,8 +3056,9 @@
       <w:r>
         <w:rPr>
           <w:rFonts w:ascii="Menlo" w:hAnsi="Menlo" w:eastAsia="Menlo"/>
-          <w:color w:val="253858"/>
+          <w:color w:val="C85D12"/>
           <w:sz w:val="21"/>
+          <w:shd w:val="clear" w:color="auto" w:fill="FFF3E6"/>
         </w:rPr>
         <w:t>token</w:t>
       </w:r>
@@ -2817,8 +3073,8 @@
     <w:p>
       <w:pPr>
         <w:widowControl/>
-        <w:spacing w:before="0" w:after="140" w:line="355" w:lineRule="auto"/>
-        <w:ind w:firstLine="440"/>
+        <w:spacing w:before="0" w:after="180" w:line="420" w:lineRule="auto"/>
+        <w:jc w:val="both"/>
       </w:pPr>
       <w:r>
         <w:rPr>
@@ -2839,8 +3095,8 @@
     <w:p>
       <w:pPr>
         <w:widowControl/>
-        <w:spacing w:before="0" w:after="140" w:line="355" w:lineRule="auto"/>
-        <w:ind w:firstLine="440"/>
+        <w:spacing w:before="0" w:after="180" w:line="420" w:lineRule="auto"/>
+        <w:jc w:val="both"/>
       </w:pPr>
       <w:r>
         <w:rPr>
@@ -2849,12 +3105,14 @@
         </w:rPr>
         <w:t xml:space="preserve">更多总览与子模块文章见 </w:t>
       </w:r>
-      <w:hyperlink r:id="rId10">
+      <w:hyperlink r:id="rId9">
         <w:r>
           <w:rPr>
-            <w:color w:val="1769AA"/>
+            <w:color w:val="C85D12"/>
             <w:u w:val="single"/>
             <w:rFonts w:ascii="Hiragino Sans GB" w:hAnsi="Hiragino Sans GB" w:eastAsia="Hiragino Sans GB"/>
+            <w:sz w:val="22"/>
+            <w:szCs w:val="22"/>
           </w:rPr>
           <w:t>项目仓库</w:t>
         </w:r>
@@ -2874,23 +3132,35 @@
       <w:r>
         <w:rPr>
           <w:rFonts w:ascii="Hiragino Sans GB" w:hAnsi="Hiragino Sans GB" w:eastAsia="Hiragino Sans GB"/>
-          <w:sz w:val="29"/>
+          <w:b/>
+          <w:color w:val="C85D12"/>
+          <w:sz w:val="30"/>
         </w:rPr>
         <w:t>参考资料</w:t>
       </w:r>
     </w:p>
     <w:p>
       <w:pPr>
-        <w:pStyle w:val="ListBullet"/>
-        <w:spacing w:after="40" w:line="276" w:lineRule="auto"/>
+        <w:spacing w:after="40" w:line="324" w:lineRule="auto"/>
         <w:ind w:left="504" w:hanging="259"/>
       </w:pPr>
-      <w:hyperlink r:id="rId15">
+      <w:r>
+        <w:rPr>
+          <w:rFonts w:ascii="Hiragino Sans GB" w:hAnsi="Hiragino Sans GB" w:eastAsia="Hiragino Sans GB"/>
+          <w:b/>
+          <w:color w:val="E87522"/>
+          <w:sz w:val="19"/>
+        </w:rPr>
+        <w:t xml:space="preserve">• </w:t>
+      </w:r>
+      <w:hyperlink r:id="rId14">
         <w:r>
           <w:rPr>
-            <w:color w:val="1769AA"/>
+            <w:color w:val="C85D12"/>
             <w:u w:val="single"/>
             <w:rFonts w:ascii="Hiragino Sans GB" w:hAnsi="Hiragino Sans GB" w:eastAsia="Hiragino Sans GB"/>
+            <w:sz w:val="19"/>
+            <w:szCs w:val="19"/>
           </w:rPr>
           <w:t>Attention Is All You Need</w:t>
         </w:r>
@@ -2898,16 +3168,26 @@
     </w:p>
     <w:p>
       <w:pPr>
-        <w:pStyle w:val="ListBullet"/>
-        <w:spacing w:after="40" w:line="276" w:lineRule="auto"/>
+        <w:spacing w:after="40" w:line="324" w:lineRule="auto"/>
         <w:ind w:left="504" w:hanging="259"/>
       </w:pPr>
-      <w:hyperlink r:id="rId16">
+      <w:r>
+        <w:rPr>
+          <w:rFonts w:ascii="Hiragino Sans GB" w:hAnsi="Hiragino Sans GB" w:eastAsia="Hiragino Sans GB"/>
+          <w:b/>
+          <w:color w:val="E87522"/>
+          <w:sz w:val="19"/>
+        </w:rPr>
+        <w:t xml:space="preserve">• </w:t>
+      </w:r>
+      <w:hyperlink r:id="rId15">
         <w:r>
           <w:rPr>
-            <w:color w:val="1769AA"/>
+            <w:color w:val="C85D12"/>
             <w:u w:val="single"/>
             <w:rFonts w:ascii="Hiragino Sans GB" w:hAnsi="Hiragino Sans GB" w:eastAsia="Hiragino Sans GB"/>
+            <w:sz w:val="19"/>
+            <w:szCs w:val="19"/>
           </w:rPr>
           <w:t>Lost in the Middle：How Language Models Use Long Contexts</w:t>
         </w:r>
@@ -2915,16 +3195,26 @@
     </w:p>
     <w:p>
       <w:pPr>
-        <w:pStyle w:val="ListBullet"/>
-        <w:spacing w:after="40" w:line="276" w:lineRule="auto"/>
+        <w:spacing w:after="40" w:line="324" w:lineRule="auto"/>
         <w:ind w:left="504" w:hanging="259"/>
       </w:pPr>
-      <w:hyperlink r:id="rId17">
+      <w:r>
+        <w:rPr>
+          <w:rFonts w:ascii="Hiragino Sans GB" w:hAnsi="Hiragino Sans GB" w:eastAsia="Hiragino Sans GB"/>
+          <w:b/>
+          <w:color w:val="E87522"/>
+          <w:sz w:val="19"/>
+        </w:rPr>
+        <w:t xml:space="preserve">• </w:t>
+      </w:r>
+      <w:hyperlink r:id="rId16">
         <w:r>
           <w:rPr>
-            <w:color w:val="1769AA"/>
+            <w:color w:val="C85D12"/>
             <w:u w:val="single"/>
             <w:rFonts w:ascii="Hiragino Sans GB" w:hAnsi="Hiragino Sans GB" w:eastAsia="Hiragino Sans GB"/>
+            <w:sz w:val="19"/>
+            <w:szCs w:val="19"/>
           </w:rPr>
           <w:t>The Curious Case of Neural Text Degeneration</w:t>
         </w:r>
@@ -2932,16 +3222,26 @@
     </w:p>
     <w:p>
       <w:pPr>
-        <w:pStyle w:val="ListBullet"/>
-        <w:spacing w:after="40" w:line="276" w:lineRule="auto"/>
+        <w:spacing w:after="40" w:line="324" w:lineRule="auto"/>
         <w:ind w:left="504" w:hanging="259"/>
       </w:pPr>
-      <w:hyperlink r:id="rId18">
+      <w:r>
+        <w:rPr>
+          <w:rFonts w:ascii="Hiragino Sans GB" w:hAnsi="Hiragino Sans GB" w:eastAsia="Hiragino Sans GB"/>
+          <w:b/>
+          <w:color w:val="E87522"/>
+          <w:sz w:val="19"/>
+        </w:rPr>
+        <w:t xml:space="preserve">• </w:t>
+      </w:r>
+      <w:hyperlink r:id="rId17">
         <w:r>
           <w:rPr>
-            <w:color w:val="1769AA"/>
+            <w:color w:val="C85D12"/>
             <w:u w:val="single"/>
             <w:rFonts w:ascii="Hiragino Sans GB" w:hAnsi="Hiragino Sans GB" w:eastAsia="Hiragino Sans GB"/>
+            <w:sz w:val="19"/>
+            <w:szCs w:val="19"/>
           </w:rPr>
           <w:t>Efficient Memory Management for Large Language Model Serving with PagedAttention</w:t>
         </w:r>
@@ -2949,7 +3249,7 @@
     </w:p>
     <w:sectPr>
       <w:pgSz w:w="12240" w:h="15840"/>
-      <w:pgMar w:top="1037" w:right="1181" w:bottom="1037" w:left="1181" w:header="720" w:footer="720" w:gutter="0"/>
+      <w:pgMar w:top="1037" w:right="1296" w:bottom="1037" w:left="1296" w:header="720" w:footer="720" w:gutter="0"/>
       <w:cols w:space="720"/>
       <w:docGrid w:linePitch="360"/>
     </w:sectPr>
@@ -3322,7 +3622,7 @@
     <w:rsid w:val="00FC693F"/>
     <w:rPr>
       <w:rFonts w:ascii="Hiragino Sans GB" w:hAnsi="Hiragino Sans GB" w:eastAsia="Hiragino Sans GB"/>
-      <w:color w:val="000000"/>
+      <w:color w:val="20252B"/>
       <w:sz w:val="22"/>
     </w:rPr>
   </w:style>
@@ -3381,14 +3681,14 @@
     <w:pPr>
       <w:keepNext/>
       <w:keepLines/>
-      <w:spacing w:before="360" w:after="160"/>
+      <w:spacing w:before="400" w:after="160"/>
       <w:outlineLvl w:val="0"/>
     </w:pPr>
     <w:rPr>
       <w:rFonts w:asciiTheme="majorHAnsi" w:eastAsiaTheme="majorEastAsia" w:hAnsiTheme="majorHAnsi" w:cstheme="majorBidi" w:ascii="Hiragino Sans GB" w:hAnsi="Hiragino Sans GB" w:eastAsia="Hiragino Sans GB"/>
       <w:b/>
       <w:bCs/>
-      <w:color w:val="000000"/>
+      <w:color w:val="C85D12"/>
       <w:sz w:val="34"/>
       <w:szCs w:val="28"/>
     </w:rPr>
@@ -3405,15 +3705,15 @@
     <w:pPr>
       <w:keepNext/>
       <w:keepLines/>
-      <w:spacing w:before="280" w:after="120"/>
+      <w:spacing w:before="360" w:after="140"/>
       <w:outlineLvl w:val="1"/>
     </w:pPr>
     <w:rPr>
       <w:rFonts w:asciiTheme="majorHAnsi" w:eastAsiaTheme="majorEastAsia" w:hAnsiTheme="majorHAnsi" w:cstheme="majorBidi" w:ascii="Hiragino Sans GB" w:hAnsi="Hiragino Sans GB" w:eastAsia="Hiragino Sans GB"/>
       <w:b/>
       <w:bCs/>
-      <w:color w:val="000000"/>
-      <w:sz w:val="29"/>
+      <w:color w:val="C85D12"/>
+      <w:sz w:val="30"/>
       <w:szCs w:val="26"/>
     </w:rPr>
   </w:style>
@@ -3429,14 +3729,14 @@
     <w:pPr>
       <w:keepNext/>
       <w:keepLines/>
-      <w:spacing w:before="200" w:after="80"/>
+      <w:spacing w:before="240" w:after="100"/>
       <w:outlineLvl w:val="2"/>
     </w:pPr>
     <w:rPr>
       <w:rFonts w:asciiTheme="majorHAnsi" w:eastAsiaTheme="majorEastAsia" w:hAnsiTheme="majorHAnsi" w:cstheme="majorBidi" w:ascii="Hiragino Sans GB" w:hAnsi="Hiragino Sans GB" w:eastAsia="Hiragino Sans GB"/>
       <w:b/>
       <w:bCs/>
-      <w:color w:val="000000"/>
+      <w:color w:val="20252B"/>
       <w:sz w:val="25"/>
     </w:rPr>
   </w:style>
@@ -3675,10 +3975,10 @@
     <w:rPr>
       <w:rFonts w:asciiTheme="majorHAnsi" w:eastAsiaTheme="majorEastAsia" w:hAnsiTheme="majorHAnsi" w:cstheme="majorBidi" w:ascii="Hiragino Sans GB" w:hAnsi="Hiragino Sans GB" w:eastAsia="Hiragino Sans GB"/>
       <w:b/>
-      <w:color w:val="000000"/>
+      <w:color w:val="20252B"/>
       <w:spacing w:val="5"/>
       <w:kern w:val="28"/>
-      <w:sz w:val="50"/>
+      <w:sz w:val="48"/>
       <w:szCs w:val="52"/>
     </w:rPr>
   </w:style>
@@ -15015,19 +15315,19 @@
     </w:pPr>
     <w:rPr>
       <w:rFonts w:ascii="Hiragino Sans GB" w:hAnsi="Hiragino Sans GB" w:eastAsia="Hiragino Sans GB"/>
-      <w:color w:val="666666"/>
+      <w:color w:val="C85D12"/>
       <w:sz w:val="21"/>
     </w:rPr>
   </w:style>
   <w:style w:type="paragraph" w:customStyle="1" w:styleId="ArticleDigest">
     <w:name w:val="Article Digest"/>
     <w:pPr>
-      <w:spacing w:line="324" w:lineRule="auto" w:after="200"/>
+      <w:spacing w:line="372" w:lineRule="auto" w:after="200"/>
     </w:pPr>
     <w:rPr>
       <w:rFonts w:ascii="Hiragino Sans GB" w:hAnsi="Hiragino Sans GB" w:eastAsia="Hiragino Sans GB"/>
-      <w:i/>
-      <w:color w:val="666666"/>
+      <w:i w:val="0"/>
+      <w:color w:val="595959"/>
       <w:sz w:val="21"/>
     </w:rPr>
   </w:style>
